--- a/FSD - Designing and Managing Databases with MongoDB/FSD MERN - Designing and Managing Databases with MongoDB - Day 5 - 25-04-2026.docx
+++ b/FSD - Designing and Managing Databases with MongoDB/FSD MERN - Designing and Managing Databases with MongoDB - Day 5 - 25-04-2026.docx
@@ -336,6 +336,564 @@
       </w:r>
       <w:proofErr w:type="spellEnd"/>
       <w:r>
+        <w:t>=60);</w:t>
+      </w:r>
+    </w:p>
+    <w:p/>
+    <w:p/>
+    <w:p>
+      <w:r>
+        <w:t xml:space="preserve">If sub query </w:t>
+      </w:r>
+      <w:proofErr w:type="gramStart"/>
+      <w:r>
+        <w:t>retrieve</w:t>
+      </w:r>
+      <w:proofErr w:type="gramEnd"/>
+      <w:r>
+        <w:t xml:space="preserve"> more than one records when we need to use </w:t>
+      </w:r>
+    </w:p>
+    <w:p>
+      <w:pPr>
+        <w:pStyle w:val="ListParagraph"/>
+        <w:numPr>
+          <w:ilvl w:val="0"/>
+          <w:numId w:val="22"/>
+        </w:numPr>
+      </w:pPr>
+      <w:r>
+        <w:t xml:space="preserve">In operator </w:t>
+      </w:r>
+    </w:p>
+    <w:p>
+      <w:pPr>
+        <w:pStyle w:val="ListParagraph"/>
+        <w:numPr>
+          <w:ilvl w:val="0"/>
+          <w:numId w:val="22"/>
+        </w:numPr>
+      </w:pPr>
+      <w:r>
+        <w:t xml:space="preserve">Relational operator any </w:t>
+      </w:r>
+    </w:p>
+    <w:p>
+      <w:pPr>
+        <w:pStyle w:val="ListParagraph"/>
+        <w:numPr>
+          <w:ilvl w:val="0"/>
+          <w:numId w:val="22"/>
+        </w:numPr>
+      </w:pPr>
+      <w:r>
+        <w:t xml:space="preserve">Relational operator all </w:t>
+      </w:r>
+    </w:p>
+    <w:p>
+      <w:pPr>
+        <w:ind w:left="360"/>
+      </w:pPr>
+    </w:p>
+    <w:p>
+      <w:r>
+        <w:t xml:space="preserve">Find employee whose salary is equal to those </w:t>
+      </w:r>
+      <w:proofErr w:type="gramStart"/>
+      <w:r>
+        <w:t>employee</w:t>
+      </w:r>
+      <w:r>
+        <w:t>s</w:t>
+      </w:r>
+      <w:proofErr w:type="gramEnd"/>
+      <w:r>
+        <w:t xml:space="preserve"> salary working in department 60. </w:t>
+      </w:r>
+    </w:p>
+    <w:p/>
+    <w:p>
+      <w:pPr>
+        <w:rPr>
+          <w:b/>
+          <w:bCs/>
+        </w:rPr>
+      </w:pPr>
+      <w:r>
+        <w:rPr>
+          <w:b/>
+          <w:bCs/>
+        </w:rPr>
+        <w:t xml:space="preserve">Without sub query </w:t>
+      </w:r>
+    </w:p>
+    <w:p>
+      <w:pPr>
+        <w:rPr>
+          <w:highlight w:val="yellow"/>
+        </w:rPr>
+      </w:pPr>
+      <w:r>
+        <w:rPr>
+          <w:highlight w:val="yellow"/>
+        </w:rPr>
+        <w:t xml:space="preserve">select salary from employee where </w:t>
+      </w:r>
+      <w:proofErr w:type="spellStart"/>
+      <w:r>
+        <w:rPr>
+          <w:highlight w:val="yellow"/>
+        </w:rPr>
+        <w:t>department_id</w:t>
+      </w:r>
+      <w:proofErr w:type="spellEnd"/>
+      <w:r>
+        <w:rPr>
+          <w:highlight w:val="yellow"/>
+        </w:rPr>
+        <w:t>=60</w:t>
+      </w:r>
+    </w:p>
+    <w:p>
+      <w:r>
+        <w:rPr>
+          <w:highlight w:val="yellow"/>
+        </w:rPr>
+        <w:t xml:space="preserve">select </w:t>
+      </w:r>
+      <w:proofErr w:type="spellStart"/>
+      <w:r>
+        <w:rPr>
+          <w:highlight w:val="yellow"/>
+        </w:rPr>
+        <w:t>first_name</w:t>
+      </w:r>
+      <w:proofErr w:type="spellEnd"/>
+      <w:r>
+        <w:rPr>
+          <w:highlight w:val="yellow"/>
+        </w:rPr>
+        <w:t xml:space="preserve"> from employee where salary in</w:t>
+      </w:r>
+      <w:r>
+        <w:rPr>
+          <w:highlight w:val="yellow"/>
+        </w:rPr>
+        <w:t>(v</w:t>
+      </w:r>
+      <w:proofErr w:type="gramStart"/>
+      <w:r>
+        <w:rPr>
+          <w:highlight w:val="yellow"/>
+        </w:rPr>
+        <w:t>1,v2,v</w:t>
+      </w:r>
+      <w:proofErr w:type="gramEnd"/>
+      <w:r>
+        <w:rPr>
+          <w:highlight w:val="yellow"/>
+        </w:rPr>
+        <w:t>3);</w:t>
+      </w:r>
+    </w:p>
+    <w:p/>
+    <w:p>
+      <w:pPr>
+        <w:rPr>
+          <w:b/>
+          <w:bCs/>
+        </w:rPr>
+      </w:pPr>
+      <w:r>
+        <w:rPr>
+          <w:b/>
+          <w:bCs/>
+        </w:rPr>
+        <w:t xml:space="preserve">with sub query </w:t>
+      </w:r>
+      <w:r>
+        <w:rPr>
+          <w:b/>
+          <w:bCs/>
+        </w:rPr>
+        <w:t xml:space="preserve">(multi row sub query </w:t>
+      </w:r>
+      <w:proofErr w:type="spellStart"/>
+      <w:r>
+        <w:rPr>
+          <w:b/>
+          <w:bCs/>
+        </w:rPr>
+        <w:t>with in</w:t>
+      </w:r>
+      <w:proofErr w:type="spellEnd"/>
+      <w:r>
+        <w:rPr>
+          <w:b/>
+          <w:bCs/>
+        </w:rPr>
+        <w:t xml:space="preserve"> </w:t>
+      </w:r>
+      <w:proofErr w:type="spellStart"/>
+      <w:r>
+        <w:rPr>
+          <w:b/>
+          <w:bCs/>
+        </w:rPr>
+        <w:t>operaror</w:t>
+      </w:r>
+      <w:proofErr w:type="spellEnd"/>
+      <w:r>
+        <w:rPr>
+          <w:b/>
+          <w:bCs/>
+        </w:rPr>
+        <w:t>)</w:t>
+      </w:r>
+    </w:p>
+    <w:p>
+      <w:pPr>
+        <w:rPr>
+          <w:highlight w:val="yellow"/>
+        </w:rPr>
+      </w:pPr>
+      <w:r>
+        <w:rPr>
+          <w:highlight w:val="yellow"/>
+        </w:rPr>
+        <w:t xml:space="preserve">select </w:t>
+      </w:r>
+      <w:proofErr w:type="spellStart"/>
+      <w:r>
+        <w:rPr>
+          <w:highlight w:val="yellow"/>
+        </w:rPr>
+        <w:t>first_name</w:t>
+      </w:r>
+      <w:proofErr w:type="spellEnd"/>
+      <w:r>
+        <w:rPr>
+          <w:highlight w:val="yellow"/>
+        </w:rPr>
+        <w:t xml:space="preserve"> from employee where salary in (select salary from employee where </w:t>
+      </w:r>
+      <w:proofErr w:type="spellStart"/>
+      <w:r>
+        <w:rPr>
+          <w:highlight w:val="yellow"/>
+        </w:rPr>
+        <w:t>department_id</w:t>
+      </w:r>
+      <w:proofErr w:type="spellEnd"/>
+      <w:r>
+        <w:rPr>
+          <w:highlight w:val="yellow"/>
+        </w:rPr>
+        <w:t>=60)</w:t>
+      </w:r>
+    </w:p>
+    <w:p>
+      <w:pPr>
+        <w:rPr>
+          <w:highlight w:val="yellow"/>
+        </w:rPr>
+      </w:pPr>
+    </w:p>
+    <w:p>
+      <w:r>
+        <w:rPr>
+          <w:highlight w:val="yellow"/>
+        </w:rPr>
+        <w:t xml:space="preserve">select </w:t>
+      </w:r>
+      <w:proofErr w:type="spellStart"/>
+      <w:r>
+        <w:rPr>
+          <w:highlight w:val="yellow"/>
+        </w:rPr>
+        <w:t>first_name</w:t>
+      </w:r>
+      <w:proofErr w:type="spellEnd"/>
+      <w:r>
+        <w:rPr>
+          <w:highlight w:val="yellow"/>
+        </w:rPr>
+        <w:t xml:space="preserve"> from employee where salary in (select salary from employee where </w:t>
+      </w:r>
+      <w:proofErr w:type="spellStart"/>
+      <w:r>
+        <w:rPr>
+          <w:highlight w:val="yellow"/>
+        </w:rPr>
+        <w:t>department_id</w:t>
+      </w:r>
+      <w:proofErr w:type="spellEnd"/>
+      <w:r>
+        <w:rPr>
+          <w:highlight w:val="yellow"/>
+        </w:rPr>
+        <w:t>=60)</w:t>
+      </w:r>
+      <w:r>
+        <w:rPr>
+          <w:highlight w:val="yellow"/>
+        </w:rPr>
+        <w:t xml:space="preserve"> </w:t>
+      </w:r>
+      <w:r>
+        <w:rPr>
+          <w:highlight w:val="yellow"/>
+        </w:rPr>
+        <w:t xml:space="preserve">and </w:t>
+      </w:r>
+      <w:proofErr w:type="spellStart"/>
+      <w:r>
+        <w:rPr>
+          <w:highlight w:val="yellow"/>
+        </w:rPr>
+        <w:t>department_</w:t>
+      </w:r>
+      <w:proofErr w:type="gramStart"/>
+      <w:r>
+        <w:rPr>
+          <w:highlight w:val="yellow"/>
+        </w:rPr>
+        <w:t>id</w:t>
+      </w:r>
+      <w:proofErr w:type="spellEnd"/>
+      <w:r>
+        <w:rPr>
+          <w:highlight w:val="yellow"/>
+        </w:rPr>
+        <w:t xml:space="preserve"> !</w:t>
+      </w:r>
+      <w:proofErr w:type="gramEnd"/>
+      <w:r>
+        <w:rPr>
+          <w:highlight w:val="yellow"/>
+        </w:rPr>
+        <w:t>= 60;</w:t>
+      </w:r>
+    </w:p>
+    <w:p/>
+    <w:p>
+      <w:r>
+        <w:t xml:space="preserve">find employee details whose salary is greater than any one of the </w:t>
+      </w:r>
+      <w:proofErr w:type="gramStart"/>
+      <w:r>
+        <w:t>employee</w:t>
+      </w:r>
+      <w:proofErr w:type="gramEnd"/>
+      <w:r>
+        <w:t xml:space="preserve"> working in department =60;</w:t>
+      </w:r>
+    </w:p>
+    <w:p>
+      <w:pPr>
+        <w:rPr>
+          <w:b/>
+          <w:bCs/>
+        </w:rPr>
+      </w:pPr>
+      <w:r>
+        <w:rPr>
+          <w:b/>
+          <w:bCs/>
+        </w:rPr>
+        <w:t xml:space="preserve">with sub query (multi row sub query with any </w:t>
+      </w:r>
+      <w:proofErr w:type="gramStart"/>
+      <w:r>
+        <w:rPr>
+          <w:b/>
+          <w:bCs/>
+        </w:rPr>
+        <w:t>operator )</w:t>
+      </w:r>
+      <w:proofErr w:type="gramEnd"/>
+    </w:p>
+    <w:p>
+      <w:pPr>
+        <w:rPr>
+          <w:b/>
+          <w:bCs/>
+        </w:rPr>
+      </w:pPr>
+      <w:r>
+        <w:rPr>
+          <w:b/>
+          <w:bCs/>
+        </w:rPr>
+        <w:t xml:space="preserve">greater than minimum of inner query output or result </w:t>
+      </w:r>
+    </w:p>
+    <w:p>
+      <w:r>
+        <w:rPr>
+          <w:highlight w:val="yellow"/>
+        </w:rPr>
+        <w:t xml:space="preserve">select </w:t>
+      </w:r>
+      <w:proofErr w:type="spellStart"/>
+      <w:r>
+        <w:rPr>
+          <w:highlight w:val="yellow"/>
+        </w:rPr>
+        <w:t>first_</w:t>
+      </w:r>
+      <w:proofErr w:type="gramStart"/>
+      <w:r>
+        <w:rPr>
+          <w:highlight w:val="yellow"/>
+        </w:rPr>
+        <w:t>name,salary</w:t>
+      </w:r>
+      <w:proofErr w:type="spellEnd"/>
+      <w:proofErr w:type="gramEnd"/>
+      <w:r>
+        <w:rPr>
+          <w:highlight w:val="yellow"/>
+        </w:rPr>
+        <w:t xml:space="preserve"> from employee where salary &gt;any (select salary from employee where </w:t>
+      </w:r>
+      <w:proofErr w:type="spellStart"/>
+      <w:r>
+        <w:rPr>
+          <w:highlight w:val="yellow"/>
+        </w:rPr>
+        <w:t>department_id</w:t>
+      </w:r>
+      <w:proofErr w:type="spellEnd"/>
+      <w:r>
+        <w:rPr>
+          <w:highlight w:val="yellow"/>
+        </w:rPr>
+        <w:t>=60);</w:t>
+      </w:r>
+    </w:p>
+    <w:p/>
+    <w:p>
+      <w:pPr>
+        <w:rPr>
+          <w:b/>
+          <w:bCs/>
+        </w:rPr>
+      </w:pPr>
+      <w:r>
+        <w:rPr>
+          <w:b/>
+          <w:bCs/>
+        </w:rPr>
+        <w:t xml:space="preserve">with sub query (multi row sub query with </w:t>
+      </w:r>
+      <w:r>
+        <w:rPr>
+          <w:b/>
+          <w:bCs/>
+        </w:rPr>
+        <w:t>any</w:t>
+      </w:r>
+      <w:r>
+        <w:rPr>
+          <w:b/>
+          <w:bCs/>
+        </w:rPr>
+        <w:t xml:space="preserve"> </w:t>
+      </w:r>
+      <w:proofErr w:type="gramStart"/>
+      <w:r>
+        <w:rPr>
+          <w:b/>
+          <w:bCs/>
+        </w:rPr>
+        <w:t>operator )</w:t>
+      </w:r>
+      <w:proofErr w:type="gramEnd"/>
+    </w:p>
+    <w:p>
+      <w:pPr>
+        <w:rPr>
+          <w:b/>
+          <w:bCs/>
+        </w:rPr>
+      </w:pPr>
+      <w:r>
+        <w:rPr>
+          <w:b/>
+          <w:bCs/>
+        </w:rPr>
+        <w:t xml:space="preserve">greater than </w:t>
+      </w:r>
+      <w:r>
+        <w:rPr>
+          <w:b/>
+          <w:bCs/>
+        </w:rPr>
+        <w:t>maximum</w:t>
+      </w:r>
+      <w:r>
+        <w:rPr>
+          <w:b/>
+          <w:bCs/>
+        </w:rPr>
+        <w:t xml:space="preserve"> of inner query output or result </w:t>
+      </w:r>
+    </w:p>
+    <w:p>
+      <w:r>
+        <w:rPr>
+          <w:highlight w:val="yellow"/>
+        </w:rPr>
+        <w:lastRenderedPageBreak/>
+        <w:t xml:space="preserve">select </w:t>
+      </w:r>
+      <w:proofErr w:type="spellStart"/>
+      <w:r>
+        <w:rPr>
+          <w:highlight w:val="yellow"/>
+        </w:rPr>
+        <w:t>first_</w:t>
+      </w:r>
+      <w:proofErr w:type="gramStart"/>
+      <w:r>
+        <w:rPr>
+          <w:highlight w:val="yellow"/>
+        </w:rPr>
+        <w:t>name,salary</w:t>
+      </w:r>
+      <w:proofErr w:type="spellEnd"/>
+      <w:proofErr w:type="gramEnd"/>
+      <w:r>
+        <w:rPr>
+          <w:highlight w:val="yellow"/>
+        </w:rPr>
+        <w:t xml:space="preserve"> from employee where salary &gt;</w:t>
+      </w:r>
+      <w:r>
+        <w:rPr>
+          <w:highlight w:val="yellow"/>
+        </w:rPr>
+        <w:t>all</w:t>
+      </w:r>
+      <w:r>
+        <w:rPr>
+          <w:highlight w:val="yellow"/>
+        </w:rPr>
+        <w:t xml:space="preserve"> (select salary from employee where </w:t>
+      </w:r>
+      <w:proofErr w:type="spellStart"/>
+      <w:r>
+        <w:rPr>
+          <w:highlight w:val="yellow"/>
+        </w:rPr>
+        <w:t>department_id</w:t>
+      </w:r>
+      <w:proofErr w:type="spellEnd"/>
+      <w:r>
+        <w:rPr>
+          <w:highlight w:val="yellow"/>
+        </w:rPr>
         <w:t>=60);</w:t>
       </w:r>
     </w:p>
@@ -662,6 +1220,95 @@
     </w:lvl>
   </w:abstractNum>
   <w:abstractNum w:abstractNumId="3" w15:restartNumberingAfterBreak="0">
+    <w:nsid w:val="171F2DE8"/>
+    <w:multiLevelType w:val="hybridMultilevel"/>
+    <w:tmpl w:val="1656385C"/>
+    <w:lvl w:ilvl="0" w:tplc="4009000F">
+      <w:start w:val="1"/>
+      <w:numFmt w:val="decimal"/>
+      <w:lvlText w:val="%1."/>
+      <w:lvlJc w:val="left"/>
+      <w:pPr>
+        <w:ind w:left="720" w:hanging="360"/>
+      </w:pPr>
+      <w:rPr>
+        <w:rFonts w:hint="default"/>
+      </w:rPr>
+    </w:lvl>
+    <w:lvl w:ilvl="1" w:tplc="40090019" w:tentative="1">
+      <w:start w:val="1"/>
+      <w:numFmt w:val="lowerLetter"/>
+      <w:lvlText w:val="%2."/>
+      <w:lvlJc w:val="left"/>
+      <w:pPr>
+        <w:ind w:left="1440" w:hanging="360"/>
+      </w:pPr>
+    </w:lvl>
+    <w:lvl w:ilvl="2" w:tplc="4009001B" w:tentative="1">
+      <w:start w:val="1"/>
+      <w:numFmt w:val="lowerRoman"/>
+      <w:lvlText w:val="%3."/>
+      <w:lvlJc w:val="right"/>
+      <w:pPr>
+        <w:ind w:left="2160" w:hanging="180"/>
+      </w:pPr>
+    </w:lvl>
+    <w:lvl w:ilvl="3" w:tplc="4009000F" w:tentative="1">
+      <w:start w:val="1"/>
+      <w:numFmt w:val="decimal"/>
+      <w:lvlText w:val="%4."/>
+      <w:lvlJc w:val="left"/>
+      <w:pPr>
+        <w:ind w:left="2880" w:hanging="360"/>
+      </w:pPr>
+    </w:lvl>
+    <w:lvl w:ilvl="4" w:tplc="40090019" w:tentative="1">
+      <w:start w:val="1"/>
+      <w:numFmt w:val="lowerLetter"/>
+      <w:lvlText w:val="%5."/>
+      <w:lvlJc w:val="left"/>
+      <w:pPr>
+        <w:ind w:left="3600" w:hanging="360"/>
+      </w:pPr>
+    </w:lvl>
+    <w:lvl w:ilvl="5" w:tplc="4009001B" w:tentative="1">
+      <w:start w:val="1"/>
+      <w:numFmt w:val="lowerRoman"/>
+      <w:lvlText w:val="%6."/>
+      <w:lvlJc w:val="right"/>
+      <w:pPr>
+        <w:ind w:left="4320" w:hanging="180"/>
+      </w:pPr>
+    </w:lvl>
+    <w:lvl w:ilvl="6" w:tplc="4009000F" w:tentative="1">
+      <w:start w:val="1"/>
+      <w:numFmt w:val="decimal"/>
+      <w:lvlText w:val="%7."/>
+      <w:lvlJc w:val="left"/>
+      <w:pPr>
+        <w:ind w:left="5040" w:hanging="360"/>
+      </w:pPr>
+    </w:lvl>
+    <w:lvl w:ilvl="7" w:tplc="40090019" w:tentative="1">
+      <w:start w:val="1"/>
+      <w:numFmt w:val="lowerLetter"/>
+      <w:lvlText w:val="%8."/>
+      <w:lvlJc w:val="left"/>
+      <w:pPr>
+        <w:ind w:left="5760" w:hanging="360"/>
+      </w:pPr>
+    </w:lvl>
+    <w:lvl w:ilvl="8" w:tplc="4009001B" w:tentative="1">
+      <w:start w:val="1"/>
+      <w:numFmt w:val="lowerRoman"/>
+      <w:lvlText w:val="%9."/>
+      <w:lvlJc w:val="right"/>
+      <w:pPr>
+        <w:ind w:left="6480" w:hanging="180"/>
+      </w:pPr>
+    </w:lvl>
+  </w:abstractNum>
+  <w:abstractNum w:abstractNumId="4" w15:restartNumberingAfterBreak="0">
     <w:nsid w:val="1A364778"/>
     <w:multiLevelType w:val="hybridMultilevel"/>
     <w:tmpl w:val="D2F69D64"/>
@@ -750,7 +1397,7 @@
       </w:pPr>
     </w:lvl>
   </w:abstractNum>
-  <w:abstractNum w:abstractNumId="4" w15:restartNumberingAfterBreak="0">
+  <w:abstractNum w:abstractNumId="5" w15:restartNumberingAfterBreak="0">
     <w:nsid w:val="1E205EB8"/>
     <w:multiLevelType w:val="hybridMultilevel"/>
     <w:tmpl w:val="6F883528"/>
@@ -839,7 +1486,7 @@
       </w:pPr>
     </w:lvl>
   </w:abstractNum>
-  <w:abstractNum w:abstractNumId="5" w15:restartNumberingAfterBreak="0">
+  <w:abstractNum w:abstractNumId="6" w15:restartNumberingAfterBreak="0">
     <w:nsid w:val="233572EF"/>
     <w:multiLevelType w:val="hybridMultilevel"/>
     <w:tmpl w:val="A462BFB2"/>
@@ -928,7 +1575,7 @@
       </w:pPr>
     </w:lvl>
   </w:abstractNum>
-  <w:abstractNum w:abstractNumId="6" w15:restartNumberingAfterBreak="0">
+  <w:abstractNum w:abstractNumId="7" w15:restartNumberingAfterBreak="0">
     <w:nsid w:val="34E160E9"/>
     <w:multiLevelType w:val="hybridMultilevel"/>
     <w:tmpl w:val="5FFE1802"/>
@@ -1017,7 +1664,7 @@
       </w:pPr>
     </w:lvl>
   </w:abstractNum>
-  <w:abstractNum w:abstractNumId="7" w15:restartNumberingAfterBreak="0">
+  <w:abstractNum w:abstractNumId="8" w15:restartNumberingAfterBreak="0">
     <w:nsid w:val="48D72EE5"/>
     <w:multiLevelType w:val="hybridMultilevel"/>
     <w:tmpl w:val="5DBC8178"/>
@@ -1106,7 +1753,7 @@
       </w:pPr>
     </w:lvl>
   </w:abstractNum>
-  <w:abstractNum w:abstractNumId="8" w15:restartNumberingAfterBreak="0">
+  <w:abstractNum w:abstractNumId="9" w15:restartNumberingAfterBreak="0">
     <w:nsid w:val="4A613B95"/>
     <w:multiLevelType w:val="hybridMultilevel"/>
     <w:tmpl w:val="0384567A"/>
@@ -1195,7 +1842,7 @@
       </w:pPr>
     </w:lvl>
   </w:abstractNum>
-  <w:abstractNum w:abstractNumId="9" w15:restartNumberingAfterBreak="0">
+  <w:abstractNum w:abstractNumId="10" w15:restartNumberingAfterBreak="0">
     <w:nsid w:val="4EEB4C7F"/>
     <w:multiLevelType w:val="hybridMultilevel"/>
     <w:tmpl w:val="70700B4C"/>
@@ -1284,7 +1931,7 @@
       </w:pPr>
     </w:lvl>
   </w:abstractNum>
-  <w:abstractNum w:abstractNumId="10" w15:restartNumberingAfterBreak="0">
+  <w:abstractNum w:abstractNumId="11" w15:restartNumberingAfterBreak="0">
     <w:nsid w:val="4EF37917"/>
     <w:multiLevelType w:val="hybridMultilevel"/>
     <w:tmpl w:val="18C49812"/>
@@ -1373,7 +2020,7 @@
       </w:pPr>
     </w:lvl>
   </w:abstractNum>
-  <w:abstractNum w:abstractNumId="11" w15:restartNumberingAfterBreak="0">
+  <w:abstractNum w:abstractNumId="12" w15:restartNumberingAfterBreak="0">
     <w:nsid w:val="53385AAE"/>
     <w:multiLevelType w:val="hybridMultilevel"/>
     <w:tmpl w:val="6D82830C"/>
@@ -1462,7 +2109,7 @@
       </w:pPr>
     </w:lvl>
   </w:abstractNum>
-  <w:abstractNum w:abstractNumId="12" w15:restartNumberingAfterBreak="0">
+  <w:abstractNum w:abstractNumId="13" w15:restartNumberingAfterBreak="0">
     <w:nsid w:val="5D0262D2"/>
     <w:multiLevelType w:val="hybridMultilevel"/>
     <w:tmpl w:val="1A5A42F4"/>
@@ -1551,7 +2198,7 @@
       </w:pPr>
     </w:lvl>
   </w:abstractNum>
-  <w:abstractNum w:abstractNumId="13" w15:restartNumberingAfterBreak="0">
+  <w:abstractNum w:abstractNumId="14" w15:restartNumberingAfterBreak="0">
     <w:nsid w:val="5FD94584"/>
     <w:multiLevelType w:val="hybridMultilevel"/>
     <w:tmpl w:val="C97E6FC8"/>
@@ -1640,7 +2287,7 @@
       </w:pPr>
     </w:lvl>
   </w:abstractNum>
-  <w:abstractNum w:abstractNumId="14" w15:restartNumberingAfterBreak="0">
+  <w:abstractNum w:abstractNumId="15" w15:restartNumberingAfterBreak="0">
     <w:nsid w:val="6A11569A"/>
     <w:multiLevelType w:val="hybridMultilevel"/>
     <w:tmpl w:val="206AE3B0"/>
@@ -1729,7 +2376,7 @@
       </w:pPr>
     </w:lvl>
   </w:abstractNum>
-  <w:abstractNum w:abstractNumId="15" w15:restartNumberingAfterBreak="0">
+  <w:abstractNum w:abstractNumId="16" w15:restartNumberingAfterBreak="0">
     <w:nsid w:val="6ACC51EE"/>
     <w:multiLevelType w:val="hybridMultilevel"/>
     <w:tmpl w:val="25EC3418"/>
@@ -1818,7 +2465,7 @@
       </w:pPr>
     </w:lvl>
   </w:abstractNum>
-  <w:abstractNum w:abstractNumId="16" w15:restartNumberingAfterBreak="0">
+  <w:abstractNum w:abstractNumId="17" w15:restartNumberingAfterBreak="0">
     <w:nsid w:val="726266C1"/>
     <w:multiLevelType w:val="hybridMultilevel"/>
     <w:tmpl w:val="9D007632"/>
@@ -1907,7 +2554,7 @@
       </w:pPr>
     </w:lvl>
   </w:abstractNum>
-  <w:abstractNum w:abstractNumId="17" w15:restartNumberingAfterBreak="0">
+  <w:abstractNum w:abstractNumId="18" w15:restartNumberingAfterBreak="0">
     <w:nsid w:val="743B5987"/>
     <w:multiLevelType w:val="hybridMultilevel"/>
     <w:tmpl w:val="A5D09178"/>
@@ -1996,7 +2643,7 @@
       </w:pPr>
     </w:lvl>
   </w:abstractNum>
-  <w:abstractNum w:abstractNumId="18" w15:restartNumberingAfterBreak="0">
+  <w:abstractNum w:abstractNumId="19" w15:restartNumberingAfterBreak="0">
     <w:nsid w:val="78AC3BDC"/>
     <w:multiLevelType w:val="hybridMultilevel"/>
     <w:tmpl w:val="B8F08678"/>
@@ -2085,7 +2732,7 @@
       </w:pPr>
     </w:lvl>
   </w:abstractNum>
-  <w:abstractNum w:abstractNumId="19" w15:restartNumberingAfterBreak="0">
+  <w:abstractNum w:abstractNumId="20" w15:restartNumberingAfterBreak="0">
     <w:nsid w:val="7B193BA0"/>
     <w:multiLevelType w:val="hybridMultilevel"/>
     <w:tmpl w:val="8CCA9348"/>
@@ -2174,7 +2821,7 @@
       </w:pPr>
     </w:lvl>
   </w:abstractNum>
-  <w:abstractNum w:abstractNumId="20" w15:restartNumberingAfterBreak="0">
+  <w:abstractNum w:abstractNumId="21" w15:restartNumberingAfterBreak="0">
     <w:nsid w:val="7BE679A1"/>
     <w:multiLevelType w:val="hybridMultilevel"/>
     <w:tmpl w:val="8B7A4702"/>
@@ -2264,67 +2911,70 @@
     </w:lvl>
   </w:abstractNum>
   <w:num w:numId="1" w16cid:durableId="1773553424">
-    <w:abstractNumId w:val="8"/>
+    <w:abstractNumId w:val="9"/>
   </w:num>
   <w:num w:numId="2" w16cid:durableId="1098868494">
-    <w:abstractNumId w:val="5"/>
+    <w:abstractNumId w:val="6"/>
   </w:num>
   <w:num w:numId="3" w16cid:durableId="709107872">
-    <w:abstractNumId w:val="20"/>
+    <w:abstractNumId w:val="21"/>
   </w:num>
   <w:num w:numId="4" w16cid:durableId="779644608">
-    <w:abstractNumId w:val="15"/>
+    <w:abstractNumId w:val="16"/>
   </w:num>
   <w:num w:numId="5" w16cid:durableId="862327437">
-    <w:abstractNumId w:val="17"/>
+    <w:abstractNumId w:val="18"/>
   </w:num>
   <w:num w:numId="6" w16cid:durableId="447284966">
-    <w:abstractNumId w:val="19"/>
+    <w:abstractNumId w:val="20"/>
   </w:num>
   <w:num w:numId="7" w16cid:durableId="1381056674">
     <w:abstractNumId w:val="2"/>
   </w:num>
   <w:num w:numId="8" w16cid:durableId="1206528551">
+    <w:abstractNumId w:val="14"/>
+  </w:num>
+  <w:num w:numId="9" w16cid:durableId="393091821">
+    <w:abstractNumId w:val="7"/>
+  </w:num>
+  <w:num w:numId="10" w16cid:durableId="11879589">
+    <w:abstractNumId w:val="10"/>
+  </w:num>
+  <w:num w:numId="11" w16cid:durableId="23944467">
+    <w:abstractNumId w:val="11"/>
+  </w:num>
+  <w:num w:numId="12" w16cid:durableId="1924995885">
+    <w:abstractNumId w:val="5"/>
+  </w:num>
+  <w:num w:numId="13" w16cid:durableId="313030804">
+    <w:abstractNumId w:val="15"/>
+  </w:num>
+  <w:num w:numId="14" w16cid:durableId="543718519">
+    <w:abstractNumId w:val="12"/>
+  </w:num>
+  <w:num w:numId="15" w16cid:durableId="298462305">
+    <w:abstractNumId w:val="8"/>
+  </w:num>
+  <w:num w:numId="16" w16cid:durableId="1433667663">
+    <w:abstractNumId w:val="19"/>
+  </w:num>
+  <w:num w:numId="17" w16cid:durableId="107698301">
     <w:abstractNumId w:val="13"/>
   </w:num>
-  <w:num w:numId="9" w16cid:durableId="393091821">
-    <w:abstractNumId w:val="6"/>
-  </w:num>
-  <w:num w:numId="10" w16cid:durableId="11879589">
-    <w:abstractNumId w:val="9"/>
-  </w:num>
-  <w:num w:numId="11" w16cid:durableId="23944467">
-    <w:abstractNumId w:val="10"/>
-  </w:num>
-  <w:num w:numId="12" w16cid:durableId="1924995885">
-    <w:abstractNumId w:val="4"/>
-  </w:num>
-  <w:num w:numId="13" w16cid:durableId="313030804">
-    <w:abstractNumId w:val="14"/>
-  </w:num>
-  <w:num w:numId="14" w16cid:durableId="543718519">
-    <w:abstractNumId w:val="11"/>
-  </w:num>
-  <w:num w:numId="15" w16cid:durableId="298462305">
-    <w:abstractNumId w:val="7"/>
-  </w:num>
-  <w:num w:numId="16" w16cid:durableId="1433667663">
-    <w:abstractNumId w:val="18"/>
-  </w:num>
-  <w:num w:numId="17" w16cid:durableId="107698301">
-    <w:abstractNumId w:val="12"/>
-  </w:num>
   <w:num w:numId="18" w16cid:durableId="1695299791">
-    <w:abstractNumId w:val="16"/>
+    <w:abstractNumId w:val="17"/>
   </w:num>
   <w:num w:numId="19" w16cid:durableId="2120106157">
     <w:abstractNumId w:val="1"/>
   </w:num>
   <w:num w:numId="20" w16cid:durableId="211431964">
-    <w:abstractNumId w:val="3"/>
+    <w:abstractNumId w:val="4"/>
   </w:num>
   <w:num w:numId="21" w16cid:durableId="421218728">
     <w:abstractNumId w:val="0"/>
+  </w:num>
+  <w:num w:numId="22" w16cid:durableId="380255539">
+    <w:abstractNumId w:val="3"/>
   </w:num>
 </w:numbering>
 </file>

--- a/FSD - Designing and Managing Databases with MongoDB/FSD MERN - Designing and Managing Databases with MongoDB - Day 5 - 25-04-2026.docx
+++ b/FSD - Designing and Managing Databases with MongoDB/FSD MERN - Designing and Managing Databases with MongoDB - Day 5 - 25-04-2026.docx
@@ -898,6 +898,122 @@
       </w:r>
     </w:p>
     <w:p/>
+    <w:p/>
+    <w:p>
+      <w:r>
+        <w:t xml:space="preserve">sub query with multiple </w:t>
+      </w:r>
+      <w:proofErr w:type="gramStart"/>
+      <w:r>
+        <w:t>column</w:t>
+      </w:r>
+      <w:proofErr w:type="gramEnd"/>
+      <w:r>
+        <w:t xml:space="preserve"> with exists operator </w:t>
+      </w:r>
+    </w:p>
+    <w:p>
+      <w:r>
+        <w:t xml:space="preserve">if inner query </w:t>
+      </w:r>
+      <w:proofErr w:type="gramStart"/>
+      <w:r>
+        <w:t>retrieve</w:t>
+      </w:r>
+      <w:proofErr w:type="gramEnd"/>
+      <w:r>
+        <w:t xml:space="preserve"> minimum one </w:t>
+      </w:r>
+      <w:proofErr w:type="gramStart"/>
+      <w:r>
+        <w:t>record</w:t>
+      </w:r>
+      <w:proofErr w:type="gramEnd"/>
+      <w:r>
+        <w:t xml:space="preserve"> then outer query </w:t>
+      </w:r>
+      <w:proofErr w:type="gramStart"/>
+      <w:r>
+        <w:t>execute</w:t>
+      </w:r>
+      <w:proofErr w:type="gramEnd"/>
+      <w:r>
+        <w:t xml:space="preserve"> successfully </w:t>
+      </w:r>
+    </w:p>
+    <w:p>
+      <w:r>
+        <w:rPr>
+          <w:highlight w:val="yellow"/>
+        </w:rPr>
+        <w:t xml:space="preserve">select </w:t>
+      </w:r>
+      <w:proofErr w:type="spellStart"/>
+      <w:r>
+        <w:rPr>
+          <w:highlight w:val="yellow"/>
+        </w:rPr>
+        <w:t>first_name</w:t>
+      </w:r>
+      <w:proofErr w:type="spellEnd"/>
+      <w:r>
+        <w:rPr>
+          <w:highlight w:val="yellow"/>
+        </w:rPr>
+        <w:t xml:space="preserve"> from employee where exists (select * from department where </w:t>
+      </w:r>
+      <w:proofErr w:type="spellStart"/>
+      <w:r>
+        <w:rPr>
+          <w:highlight w:val="yellow"/>
+        </w:rPr>
+        <w:t>department_id</w:t>
+      </w:r>
+      <w:proofErr w:type="spellEnd"/>
+      <w:r>
+        <w:rPr>
+          <w:highlight w:val="yellow"/>
+        </w:rPr>
+        <w:t>=1000);</w:t>
+      </w:r>
+    </w:p>
+    <w:p/>
+    <w:p>
+      <w:r>
+        <w:rPr>
+          <w:highlight w:val="yellow"/>
+        </w:rPr>
+        <w:t xml:space="preserve">select </w:t>
+      </w:r>
+      <w:proofErr w:type="spellStart"/>
+      <w:r>
+        <w:rPr>
+          <w:highlight w:val="yellow"/>
+        </w:rPr>
+        <w:t>first_name</w:t>
+      </w:r>
+      <w:proofErr w:type="spellEnd"/>
+      <w:r>
+        <w:rPr>
+          <w:highlight w:val="yellow"/>
+        </w:rPr>
+        <w:t xml:space="preserve"> from employee where exists (select * from department where </w:t>
+      </w:r>
+      <w:proofErr w:type="spellStart"/>
+      <w:r>
+        <w:rPr>
+          <w:highlight w:val="yellow"/>
+        </w:rPr>
+        <w:t>department_id</w:t>
+      </w:r>
+      <w:proofErr w:type="spellEnd"/>
+      <w:r>
+        <w:rPr>
+          <w:highlight w:val="yellow"/>
+        </w:rPr>
+        <w:t>=100);</w:t>
+      </w:r>
+    </w:p>
     <w:p/>
     <w:p>
       <w:r>

--- a/FSD - Designing and Managing Databases with MongoDB/FSD MERN - Designing and Managing Databases with MongoDB - Day 5 - 25-04-2026.docx
+++ b/FSD - Designing and Managing Databases with MongoDB/FSD MERN - Designing and Managing Databases with MongoDB - Day 5 - 25-04-2026.docx
@@ -124,15 +124,7 @@
     </w:p>
     <w:p>
       <w:r>
-        <w:t xml:space="preserve">In this query first inner query execute. Inner </w:t>
-      </w:r>
-      <w:proofErr w:type="gramStart"/>
-      <w:r>
-        <w:t>query  output</w:t>
-      </w:r>
-      <w:proofErr w:type="gramEnd"/>
-      <w:r>
-        <w:t xml:space="preserve"> is input for outer query. </w:t>
+        <w:t xml:space="preserve">In this query first inner query execute. Inner query  output is input for outer query. </w:t>
       </w:r>
     </w:p>
     <w:p>
@@ -149,15 +141,7 @@
         </w:numPr>
       </w:pPr>
       <w:r>
-        <w:t xml:space="preserve">Inner </w:t>
-      </w:r>
-      <w:proofErr w:type="gramStart"/>
-      <w:r>
-        <w:t>query</w:t>
-      </w:r>
-      <w:proofErr w:type="gramEnd"/>
-      <w:r>
-        <w:t xml:space="preserve"> retrieve only one column </w:t>
+        <w:t xml:space="preserve">Inner query retrieve only one column </w:t>
       </w:r>
     </w:p>
     <w:p>
@@ -169,15 +153,7 @@
         </w:numPr>
       </w:pPr>
       <w:r>
-        <w:t xml:space="preserve">Inner </w:t>
-      </w:r>
-      <w:proofErr w:type="gramStart"/>
-      <w:r>
-        <w:t>query</w:t>
-      </w:r>
-      <w:proofErr w:type="gramEnd"/>
-      <w:r>
-        <w:t xml:space="preserve"> return single record or result </w:t>
+        <w:t xml:space="preserve">Inner query return single record or result </w:t>
       </w:r>
     </w:p>
     <w:p>
@@ -189,15 +165,7 @@
         </w:numPr>
       </w:pPr>
       <w:r>
-        <w:t xml:space="preserve">Inner </w:t>
-      </w:r>
-      <w:proofErr w:type="gramStart"/>
-      <w:r>
-        <w:t>query</w:t>
-      </w:r>
-      <w:proofErr w:type="gramEnd"/>
-      <w:r>
-        <w:t xml:space="preserve"> return multiple or more than one records. </w:t>
+        <w:t xml:space="preserve">Inner query return multiple or more than one records. </w:t>
       </w:r>
     </w:p>
     <w:p>
@@ -215,15 +183,7 @@
     <w:p/>
     <w:p>
       <w:r>
-        <w:t xml:space="preserve">Find person name or first name whose salary is greater than </w:t>
-      </w:r>
-      <w:proofErr w:type="gramStart"/>
-      <w:r>
-        <w:t>those employee</w:t>
-      </w:r>
-      <w:proofErr w:type="gramEnd"/>
-      <w:r>
-        <w:t xml:space="preserve"> working in department =60;</w:t>
+        <w:t>Find person name or first name whose salary is greater than those employee working in department =60;</w:t>
       </w:r>
     </w:p>
     <w:p>
@@ -290,23 +250,7 @@
     </w:p>
     <w:p>
       <w:r>
-        <w:t xml:space="preserve">If inner query </w:t>
-      </w:r>
-      <w:proofErr w:type="gramStart"/>
-      <w:r>
-        <w:t>retrieve</w:t>
-      </w:r>
-      <w:proofErr w:type="gramEnd"/>
-      <w:r>
-        <w:t xml:space="preserve"> only one </w:t>
-      </w:r>
-      <w:proofErr w:type="gramStart"/>
-      <w:r>
-        <w:t>record</w:t>
-      </w:r>
-      <w:proofErr w:type="gramEnd"/>
-      <w:r>
-        <w:t xml:space="preserve"> we can use relational operator in outer query with where clause. </w:t>
+        <w:t xml:space="preserve">If inner query retrieve only one record we can use relational operator in outer query with where clause. </w:t>
       </w:r>
     </w:p>
     <w:p>
@@ -343,15 +287,7 @@
     <w:p/>
     <w:p>
       <w:r>
-        <w:t xml:space="preserve">If sub query </w:t>
-      </w:r>
-      <w:proofErr w:type="gramStart"/>
-      <w:r>
-        <w:t>retrieve</w:t>
-      </w:r>
-      <w:proofErr w:type="gramEnd"/>
-      <w:r>
-        <w:t xml:space="preserve"> more than one records when we need to use </w:t>
+        <w:t xml:space="preserve">If sub query retrieve more than one records when we need to use </w:t>
       </w:r>
     </w:p>
     <w:p>
@@ -397,16 +333,11 @@
     </w:p>
     <w:p>
       <w:r>
-        <w:t xml:space="preserve">Find employee whose salary is equal to those </w:t>
-      </w:r>
-      <w:proofErr w:type="gramStart"/>
-      <w:r>
-        <w:t>employee</w:t>
+        <w:t>Find employee whose salary is equal to those employee</w:t>
       </w:r>
       <w:r>
         <w:t>s</w:t>
       </w:r>
-      <w:proofErr w:type="gramEnd"/>
       <w:r>
         <w:t xml:space="preserve"> salary working in department 60. </w:t>
       </w:r>
@@ -479,21 +410,7 @@
         <w:rPr>
           <w:highlight w:val="yellow"/>
         </w:rPr>
-        <w:t>(v</w:t>
-      </w:r>
-      <w:proofErr w:type="gramStart"/>
-      <w:r>
-        <w:rPr>
-          <w:highlight w:val="yellow"/>
-        </w:rPr>
-        <w:t>1,v2,v</w:t>
-      </w:r>
-      <w:proofErr w:type="gramEnd"/>
-      <w:r>
-        <w:rPr>
-          <w:highlight w:val="yellow"/>
-        </w:rPr>
-        <w:t>3);</w:t>
+        <w:t>(v1,v2,v3);</w:t>
       </w:r>
     </w:p>
     <w:p/>
@@ -651,67 +568,36 @@
         <w:rPr>
           <w:highlight w:val="yellow"/>
         </w:rPr>
-        <w:t>department_</w:t>
-      </w:r>
-      <w:proofErr w:type="gramStart"/>
-      <w:r>
-        <w:rPr>
-          <w:highlight w:val="yellow"/>
-        </w:rPr>
-        <w:t>id</w:t>
+        <w:t>department_id</w:t>
       </w:r>
       <w:proofErr w:type="spellEnd"/>
       <w:r>
         <w:rPr>
           <w:highlight w:val="yellow"/>
         </w:rPr>
-        <w:t xml:space="preserve"> !</w:t>
-      </w:r>
-      <w:proofErr w:type="gramEnd"/>
-      <w:r>
-        <w:rPr>
-          <w:highlight w:val="yellow"/>
-        </w:rPr>
-        <w:t>= 60;</w:t>
+        <w:t xml:space="preserve"> != 60;</w:t>
       </w:r>
     </w:p>
     <w:p/>
     <w:p>
       <w:r>
-        <w:t xml:space="preserve">find employee details whose salary is greater than any one of the </w:t>
-      </w:r>
-      <w:proofErr w:type="gramStart"/>
-      <w:r>
-        <w:t>employee</w:t>
-      </w:r>
-      <w:proofErr w:type="gramEnd"/>
-      <w:r>
-        <w:t xml:space="preserve"> working in department =60;</w:t>
-      </w:r>
-    </w:p>
-    <w:p>
-      <w:pPr>
-        <w:rPr>
-          <w:b/>
-          <w:bCs/>
-        </w:rPr>
-      </w:pPr>
-      <w:r>
-        <w:rPr>
-          <w:b/>
-          <w:bCs/>
-        </w:rPr>
-        <w:t xml:space="preserve">with sub query (multi row sub query with any </w:t>
-      </w:r>
-      <w:proofErr w:type="gramStart"/>
-      <w:r>
-        <w:rPr>
-          <w:b/>
-          <w:bCs/>
-        </w:rPr>
-        <w:t>operator )</w:t>
-      </w:r>
-      <w:proofErr w:type="gramEnd"/>
+        <w:t>find employee details whose salary is greater than any one of the employee working in department =60;</w:t>
+      </w:r>
+    </w:p>
+    <w:p>
+      <w:pPr>
+        <w:rPr>
+          <w:b/>
+          <w:bCs/>
+        </w:rPr>
+      </w:pPr>
+      <w:r>
+        <w:rPr>
+          <w:b/>
+          <w:bCs/>
+        </w:rPr>
+        <w:t>with sub query (multi row sub query with any operator )</w:t>
+      </w:r>
     </w:p>
     <w:p>
       <w:pPr>
@@ -740,17 +626,9 @@
         <w:rPr>
           <w:highlight w:val="yellow"/>
         </w:rPr>
-        <w:t>first_</w:t>
-      </w:r>
-      <w:proofErr w:type="gramStart"/>
-      <w:r>
-        <w:rPr>
-          <w:highlight w:val="yellow"/>
-        </w:rPr>
-        <w:t>name,salary</w:t>
+        <w:t>first_name,salary</w:t>
       </w:r>
       <w:proofErr w:type="spellEnd"/>
-      <w:proofErr w:type="gramEnd"/>
       <w:r>
         <w:rPr>
           <w:highlight w:val="yellow"/>
@@ -799,17 +677,8 @@
           <w:b/>
           <w:bCs/>
         </w:rPr>
-        <w:t xml:space="preserve"> </w:t>
-      </w:r>
-      <w:proofErr w:type="gramStart"/>
-      <w:r>
-        <w:rPr>
-          <w:b/>
-          <w:bCs/>
-        </w:rPr>
-        <w:t>operator )</w:t>
-      </w:r>
-      <w:proofErr w:type="gramEnd"/>
+        <w:t xml:space="preserve"> operator )</w:t>
+      </w:r>
     </w:p>
     <w:p>
       <w:pPr>
@@ -853,17 +722,9 @@
         <w:rPr>
           <w:highlight w:val="yellow"/>
         </w:rPr>
-        <w:t>first_</w:t>
-      </w:r>
-      <w:proofErr w:type="gramStart"/>
-      <w:r>
-        <w:rPr>
-          <w:highlight w:val="yellow"/>
-        </w:rPr>
-        <w:t>name,salary</w:t>
+        <w:t>first_name,salary</w:t>
       </w:r>
       <w:proofErr w:type="spellEnd"/>
-      <w:proofErr w:type="gramEnd"/>
       <w:r>
         <w:rPr>
           <w:highlight w:val="yellow"/>
@@ -901,44 +762,12 @@
     <w:p/>
     <w:p>
       <w:r>
-        <w:t xml:space="preserve">sub query with multiple </w:t>
-      </w:r>
-      <w:proofErr w:type="gramStart"/>
-      <w:r>
-        <w:t>column</w:t>
-      </w:r>
-      <w:proofErr w:type="gramEnd"/>
-      <w:r>
-        <w:t xml:space="preserve"> with exists operator </w:t>
-      </w:r>
-    </w:p>
-    <w:p>
-      <w:r>
-        <w:t xml:space="preserve">if inner query </w:t>
-      </w:r>
-      <w:proofErr w:type="gramStart"/>
-      <w:r>
-        <w:t>retrieve</w:t>
-      </w:r>
-      <w:proofErr w:type="gramEnd"/>
-      <w:r>
-        <w:t xml:space="preserve"> minimum one </w:t>
-      </w:r>
-      <w:proofErr w:type="gramStart"/>
-      <w:r>
-        <w:t>record</w:t>
-      </w:r>
-      <w:proofErr w:type="gramEnd"/>
-      <w:r>
-        <w:t xml:space="preserve"> then outer query </w:t>
-      </w:r>
-      <w:proofErr w:type="gramStart"/>
-      <w:r>
-        <w:t>execute</w:t>
-      </w:r>
-      <w:proofErr w:type="gramEnd"/>
-      <w:r>
-        <w:t xml:space="preserve"> successfully </w:t>
+        <w:t xml:space="preserve">sub query with multiple column with exists operator </w:t>
+      </w:r>
+    </w:p>
+    <w:p>
+      <w:r>
+        <w:t xml:space="preserve">if inner query retrieve minimum one record then outer query execute successfully </w:t>
       </w:r>
     </w:p>
     <w:p>
@@ -1015,9 +844,279 @@
       </w:r>
     </w:p>
     <w:p/>
-    <w:p>
-      <w:r>
+    <w:p/>
+    <w:p/>
+    <w:p>
+      <w:pPr>
+        <w:rPr>
+          <w:b/>
+          <w:bCs/>
+        </w:rPr>
+      </w:pPr>
+      <w:r>
+        <w:rPr>
+          <w:b/>
+          <w:bCs/>
+        </w:rPr>
         <w:t>View:</w:t>
+      </w:r>
+    </w:p>
+    <w:p>
+      <w:r>
+        <w:t xml:space="preserve">View is database object. View help us to create virtual table on base table. </w:t>
+      </w:r>
+    </w:p>
+    <w:p>
+      <w:r>
+        <w:t xml:space="preserve">Syntax </w:t>
+      </w:r>
+    </w:p>
+    <w:p/>
+    <w:p>
+      <w:pPr>
+        <w:rPr>
+          <w:b/>
+          <w:bCs/>
+        </w:rPr>
+      </w:pPr>
+      <w:r>
+        <w:rPr>
+          <w:b/>
+          <w:bCs/>
+        </w:rPr>
+        <w:t xml:space="preserve">Create view </w:t>
+      </w:r>
+      <w:proofErr w:type="spellStart"/>
+      <w:r>
+        <w:rPr>
+          <w:b/>
+          <w:bCs/>
+        </w:rPr>
+        <w:t>viewName</w:t>
+      </w:r>
+      <w:proofErr w:type="spellEnd"/>
+      <w:r>
+        <w:rPr>
+          <w:b/>
+          <w:bCs/>
+        </w:rPr>
+        <w:t xml:space="preserve"> </w:t>
+      </w:r>
+    </w:p>
+    <w:p>
+      <w:pPr>
+        <w:rPr>
+          <w:b/>
+          <w:bCs/>
+        </w:rPr>
+      </w:pPr>
+      <w:r>
+        <w:rPr>
+          <w:b/>
+          <w:bCs/>
+        </w:rPr>
+        <w:t xml:space="preserve">As </w:t>
+      </w:r>
+    </w:p>
+    <w:p>
+      <w:pPr>
+        <w:rPr>
+          <w:b/>
+          <w:bCs/>
+        </w:rPr>
+      </w:pPr>
+      <w:r>
+        <w:rPr>
+          <w:b/>
+          <w:bCs/>
+        </w:rPr>
+        <w:t xml:space="preserve">Select clause </w:t>
+      </w:r>
+    </w:p>
+    <w:p/>
+    <w:p>
+      <w:r>
+        <w:t xml:space="preserve">Creating view on table with all columns </w:t>
+      </w:r>
+    </w:p>
+    <w:p/>
+    <w:p>
+      <w:r>
+        <w:t>create view employee_view1</w:t>
+      </w:r>
+    </w:p>
+    <w:p>
+      <w:r>
+        <w:t xml:space="preserve">as </w:t>
+      </w:r>
+    </w:p>
+    <w:p>
+      <w:r>
+        <w:t>select * from employee;</w:t>
+      </w:r>
+    </w:p>
+    <w:p/>
+    <w:p/>
+    <w:p>
+      <w:r>
+        <w:lastRenderedPageBreak/>
+        <w:t>select * from employee_view1;</w:t>
+      </w:r>
+      <w:r>
+        <w:tab/>
+      </w:r>
+      <w:r>
+        <w:tab/>
+        <w:t xml:space="preserve">we can retrieve records through view also. </w:t>
+      </w:r>
+    </w:p>
+    <w:p/>
+    <w:p>
+      <w:r>
+        <w:t>Creating view with specific column</w:t>
+      </w:r>
+    </w:p>
+    <w:p/>
+    <w:p>
+      <w:r>
+        <w:t>create view employee_view2</w:t>
+      </w:r>
+    </w:p>
+    <w:p>
+      <w:r>
+        <w:t xml:space="preserve">as </w:t>
+      </w:r>
+    </w:p>
+    <w:p>
+      <w:r>
+        <w:t xml:space="preserve">select </w:t>
+      </w:r>
+      <w:proofErr w:type="spellStart"/>
+      <w:r>
+        <w:t>first_name,salary</w:t>
+      </w:r>
+      <w:proofErr w:type="spellEnd"/>
+      <w:r>
+        <w:t xml:space="preserve"> from employee;</w:t>
+      </w:r>
+    </w:p>
+    <w:p/>
+    <w:p/>
+    <w:p>
+      <w:r>
+        <w:t>select * from employee_view2;</w:t>
+      </w:r>
+    </w:p>
+    <w:p/>
+    <w:p>
+      <w:r>
+        <w:t xml:space="preserve">creating view on inner join </w:t>
+      </w:r>
+    </w:p>
+    <w:p/>
+    <w:p>
+      <w:r>
+        <w:t xml:space="preserve">create view </w:t>
+      </w:r>
+      <w:proofErr w:type="spellStart"/>
+      <w:r>
+        <w:t>emp_dept_view</w:t>
+      </w:r>
+      <w:proofErr w:type="spellEnd"/>
+      <w:r>
+        <w:t xml:space="preserve"> </w:t>
+      </w:r>
+    </w:p>
+    <w:p>
+      <w:r>
+        <w:t>as</w:t>
+      </w:r>
+    </w:p>
+    <w:p>
+      <w:r>
+        <w:t xml:space="preserve">select </w:t>
+      </w:r>
+      <w:proofErr w:type="spellStart"/>
+      <w:r>
+        <w:t>e.first_name,e.salary,d.department_name</w:t>
+      </w:r>
+      <w:proofErr w:type="spellEnd"/>
+      <w:r>
+        <w:t xml:space="preserve"> from employee e inner join department d on </w:t>
+      </w:r>
+      <w:proofErr w:type="spellStart"/>
+      <w:r>
+        <w:t>e.department_id</w:t>
+      </w:r>
+      <w:proofErr w:type="spellEnd"/>
+      <w:r>
+        <w:t>=</w:t>
+      </w:r>
+      <w:proofErr w:type="spellStart"/>
+      <w:r>
+        <w:t>d.department_id</w:t>
+      </w:r>
+      <w:proofErr w:type="spellEnd"/>
+      <w:r>
+        <w:t>;</w:t>
+      </w:r>
+    </w:p>
+    <w:p/>
+    <w:p/>
+    <w:p>
+      <w:r>
+        <w:t xml:space="preserve">select * from </w:t>
+      </w:r>
+      <w:proofErr w:type="spellStart"/>
+      <w:r>
+        <w:t>emp_dept_view</w:t>
+      </w:r>
+      <w:proofErr w:type="spellEnd"/>
+      <w:r>
+        <w:t>;</w:t>
+      </w:r>
+    </w:p>
+    <w:p/>
+    <w:p>
+      <w:r>
+        <w:t xml:space="preserve">through view we can do DML Operation if we created view on single table with all column without any constraints. </w:t>
+      </w:r>
+    </w:p>
+    <w:p/>
+    <w:p>
+      <w:r>
+        <w:t>create view emp4_view</w:t>
+      </w:r>
+    </w:p>
+    <w:p>
+      <w:r>
+        <w:t xml:space="preserve">as </w:t>
+      </w:r>
+    </w:p>
+    <w:p>
+      <w:r>
+        <w:t>select * from emp;</w:t>
+      </w:r>
+    </w:p>
+    <w:p>
+      <w:r>
+        <w:t>select * from emp;</w:t>
+      </w:r>
+    </w:p>
+    <w:p>
+      <w:r>
+        <w:t>select * from emp4_view;</w:t>
+      </w:r>
+    </w:p>
+    <w:p>
+      <w:r>
+        <w:lastRenderedPageBreak/>
+        <w:t>insert into emp4_view values(102,'Raj',35000,'Clerk');</w:t>
+      </w:r>
+    </w:p>
+    <w:p>
+      <w:r>
+        <w:t>insert into emp values(103,'Ravi',32000,'HR');</w:t>
       </w:r>
     </w:p>
     <w:p/>

--- a/FSD - Designing and Managing Databases with MongoDB/FSD MERN - Designing and Managing Databases with MongoDB - Day 5 - 25-04-2026.docx
+++ b/FSD - Designing and Managing Databases with MongoDB/FSD MERN - Designing and Managing Databases with MongoDB - Day 5 - 25-04-2026.docx
@@ -1121,10 +1121,116 @@
     </w:p>
     <w:p/>
     <w:p>
-      <w:r>
+      <w:pPr>
+        <w:rPr>
+          <w:b/>
+          <w:bCs/>
+        </w:rPr>
+      </w:pPr>
+      <w:r>
+        <w:rPr>
+          <w:b/>
+          <w:bCs/>
+        </w:rPr>
         <w:t>TCL:</w:t>
       </w:r>
     </w:p>
+    <w:p>
+      <w:r>
+        <w:t xml:space="preserve">Transactional control language </w:t>
+      </w:r>
+    </w:p>
+    <w:p>
+      <w:r>
+        <w:t>All DML query execute successfully then we can say commit(means save permanently).</w:t>
+      </w:r>
+    </w:p>
+    <w:p>
+      <w:r>
+        <w:t xml:space="preserve">If any query failure then we need to use rollback (undo). </w:t>
+      </w:r>
+    </w:p>
+    <w:p/>
+    <w:p>
+      <w:r>
+        <w:t xml:space="preserve">Commit </w:t>
+      </w:r>
+      <w:r>
+        <w:tab/>
+      </w:r>
+      <w:r>
+        <w:tab/>
+        <w:t xml:space="preserve">: save </w:t>
+      </w:r>
+    </w:p>
+    <w:p>
+      <w:r>
+        <w:t xml:space="preserve">Rollback. </w:t>
+      </w:r>
+      <w:r>
+        <w:tab/>
+      </w:r>
+      <w:r>
+        <w:tab/>
+        <w:t xml:space="preserve">: undo </w:t>
+      </w:r>
+    </w:p>
+    <w:p>
+      <w:r>
+        <w:t xml:space="preserve">Some database whenever we do any DML (insert, delete or update) we are under truncation like Oracle. But in my </w:t>
+      </w:r>
+      <w:proofErr w:type="spellStart"/>
+      <w:r>
+        <w:t>sql</w:t>
+      </w:r>
+      <w:proofErr w:type="spellEnd"/>
+      <w:r>
+        <w:t xml:space="preserve"> we need to start the transaction. </w:t>
+      </w:r>
+    </w:p>
+    <w:p/>
+    <w:p>
+      <w:r>
+        <w:t>select * from emp;</w:t>
+      </w:r>
+    </w:p>
+    <w:p>
+      <w:r>
+        <w:t>start transaction;</w:t>
+      </w:r>
+    </w:p>
+    <w:p>
+      <w:r>
+        <w:t xml:space="preserve">-- failure transaction </w:t>
+      </w:r>
+    </w:p>
+    <w:p>
+      <w:r>
+        <w:t>delete from emp where id=100;</w:t>
+      </w:r>
+    </w:p>
+    <w:p>
+      <w:r>
+        <w:t>update emp set salary = 5000 where id=101;</w:t>
+      </w:r>
+    </w:p>
+    <w:p>
+      <w:r>
+        <w:t>insert into emp values(110,'Mahesh',34000,'Manager');</w:t>
+      </w:r>
+    </w:p>
+    <w:p>
+      <w:r>
+        <w:t>rollback;</w:t>
+      </w:r>
+    </w:p>
+    <w:p/>
+    <w:p>
+      <w:r>
+        <w:t>commit;</w:t>
+      </w:r>
+    </w:p>
+    <w:p/>
     <w:p/>
     <w:p>
       <w:pPr>

--- a/FSD - Designing and Managing Databases with MongoDB/FSD MERN - Designing and Managing Databases with MongoDB - Day 5 - 25-04-2026.docx
+++ b/FSD - Designing and Managing Databases with MongoDB/FSD MERN - Designing and Managing Databases with MongoDB - Day 5 - 25-04-2026.docx
@@ -124,7 +124,15 @@
     </w:p>
     <w:p>
       <w:r>
-        <w:t xml:space="preserve">In this query first inner query execute. Inner query  output is input for outer query. </w:t>
+        <w:t xml:space="preserve">In this query first inner query execute. Inner </w:t>
+      </w:r>
+      <w:proofErr w:type="gramStart"/>
+      <w:r>
+        <w:t>query  output</w:t>
+      </w:r>
+      <w:proofErr w:type="gramEnd"/>
+      <w:r>
+        <w:t xml:space="preserve"> is input for outer query. </w:t>
       </w:r>
     </w:p>
     <w:p>
@@ -141,7 +149,15 @@
         </w:numPr>
       </w:pPr>
       <w:r>
-        <w:t xml:space="preserve">Inner query retrieve only one column </w:t>
+        <w:t xml:space="preserve">Inner </w:t>
+      </w:r>
+      <w:proofErr w:type="gramStart"/>
+      <w:r>
+        <w:t>query</w:t>
+      </w:r>
+      <w:proofErr w:type="gramEnd"/>
+      <w:r>
+        <w:t xml:space="preserve"> retrieve only one column </w:t>
       </w:r>
     </w:p>
     <w:p>
@@ -153,7 +169,15 @@
         </w:numPr>
       </w:pPr>
       <w:r>
-        <w:t xml:space="preserve">Inner query return single record or result </w:t>
+        <w:t xml:space="preserve">Inner </w:t>
+      </w:r>
+      <w:proofErr w:type="gramStart"/>
+      <w:r>
+        <w:t>query</w:t>
+      </w:r>
+      <w:proofErr w:type="gramEnd"/>
+      <w:r>
+        <w:t xml:space="preserve"> return single record or result </w:t>
       </w:r>
     </w:p>
     <w:p>
@@ -165,7 +189,15 @@
         </w:numPr>
       </w:pPr>
       <w:r>
-        <w:t xml:space="preserve">Inner query return multiple or more than one records. </w:t>
+        <w:t xml:space="preserve">Inner </w:t>
+      </w:r>
+      <w:proofErr w:type="gramStart"/>
+      <w:r>
+        <w:t>query</w:t>
+      </w:r>
+      <w:proofErr w:type="gramEnd"/>
+      <w:r>
+        <w:t xml:space="preserve"> return multiple or more than one records. </w:t>
       </w:r>
     </w:p>
     <w:p>
@@ -183,7 +215,15 @@
     <w:p/>
     <w:p>
       <w:r>
-        <w:t>Find person name or first name whose salary is greater than those employee working in department =60;</w:t>
+        <w:t xml:space="preserve">Find person name or first name whose salary is greater than </w:t>
+      </w:r>
+      <w:proofErr w:type="gramStart"/>
+      <w:r>
+        <w:t>those employee</w:t>
+      </w:r>
+      <w:proofErr w:type="gramEnd"/>
+      <w:r>
+        <w:t xml:space="preserve"> working in department =60;</w:t>
       </w:r>
     </w:p>
     <w:p>
@@ -250,7 +290,23 @@
     </w:p>
     <w:p>
       <w:r>
-        <w:t xml:space="preserve">If inner query retrieve only one record we can use relational operator in outer query with where clause. </w:t>
+        <w:t xml:space="preserve">If inner query </w:t>
+      </w:r>
+      <w:proofErr w:type="gramStart"/>
+      <w:r>
+        <w:t>retrieve</w:t>
+      </w:r>
+      <w:proofErr w:type="gramEnd"/>
+      <w:r>
+        <w:t xml:space="preserve"> only one </w:t>
+      </w:r>
+      <w:proofErr w:type="gramStart"/>
+      <w:r>
+        <w:t>record</w:t>
+      </w:r>
+      <w:proofErr w:type="gramEnd"/>
+      <w:r>
+        <w:t xml:space="preserve"> we can use relational operator in outer query with where clause. </w:t>
       </w:r>
     </w:p>
     <w:p>
@@ -287,7 +343,15 @@
     <w:p/>
     <w:p>
       <w:r>
-        <w:t xml:space="preserve">If sub query retrieve more than one records when we need to use </w:t>
+        <w:t xml:space="preserve">If sub query </w:t>
+      </w:r>
+      <w:proofErr w:type="gramStart"/>
+      <w:r>
+        <w:t>retrieve</w:t>
+      </w:r>
+      <w:proofErr w:type="gramEnd"/>
+      <w:r>
+        <w:t xml:space="preserve"> more than one records when we need to use </w:t>
       </w:r>
     </w:p>
     <w:p>
@@ -333,11 +397,16 @@
     </w:p>
     <w:p>
       <w:r>
-        <w:t>Find employee whose salary is equal to those employee</w:t>
+        <w:t xml:space="preserve">Find employee whose salary is equal to those </w:t>
+      </w:r>
+      <w:proofErr w:type="gramStart"/>
+      <w:r>
+        <w:t>employee</w:t>
       </w:r>
       <w:r>
         <w:t>s</w:t>
       </w:r>
+      <w:proofErr w:type="gramEnd"/>
       <w:r>
         <w:t xml:space="preserve"> salary working in department 60. </w:t>
       </w:r>
@@ -410,7 +479,21 @@
         <w:rPr>
           <w:highlight w:val="yellow"/>
         </w:rPr>
-        <w:t>(v1,v2,v3);</w:t>
+        <w:t>(v</w:t>
+      </w:r>
+      <w:proofErr w:type="gramStart"/>
+      <w:r>
+        <w:rPr>
+          <w:highlight w:val="yellow"/>
+        </w:rPr>
+        <w:t>1,v2,v</w:t>
+      </w:r>
+      <w:proofErr w:type="gramEnd"/>
+      <w:r>
+        <w:rPr>
+          <w:highlight w:val="yellow"/>
+        </w:rPr>
+        <w:t>3);</w:t>
       </w:r>
     </w:p>
     <w:p/>
@@ -568,6 +651,117 @@
         <w:rPr>
           <w:highlight w:val="yellow"/>
         </w:rPr>
+        <w:t>department_</w:t>
+      </w:r>
+      <w:proofErr w:type="gramStart"/>
+      <w:r>
+        <w:rPr>
+          <w:highlight w:val="yellow"/>
+        </w:rPr>
+        <w:t>id</w:t>
+      </w:r>
+      <w:proofErr w:type="spellEnd"/>
+      <w:r>
+        <w:rPr>
+          <w:highlight w:val="yellow"/>
+        </w:rPr>
+        <w:t xml:space="preserve"> !</w:t>
+      </w:r>
+      <w:proofErr w:type="gramEnd"/>
+      <w:r>
+        <w:rPr>
+          <w:highlight w:val="yellow"/>
+        </w:rPr>
+        <w:t>= 60;</w:t>
+      </w:r>
+    </w:p>
+    <w:p/>
+    <w:p>
+      <w:r>
+        <w:t xml:space="preserve">find employee details whose salary is greater than any one of the </w:t>
+      </w:r>
+      <w:proofErr w:type="gramStart"/>
+      <w:r>
+        <w:t>employee</w:t>
+      </w:r>
+      <w:proofErr w:type="gramEnd"/>
+      <w:r>
+        <w:t xml:space="preserve"> working in department =60;</w:t>
+      </w:r>
+    </w:p>
+    <w:p>
+      <w:pPr>
+        <w:rPr>
+          <w:b/>
+          <w:bCs/>
+        </w:rPr>
+      </w:pPr>
+      <w:r>
+        <w:rPr>
+          <w:b/>
+          <w:bCs/>
+        </w:rPr>
+        <w:t xml:space="preserve">with sub query (multi row sub query with any </w:t>
+      </w:r>
+      <w:proofErr w:type="gramStart"/>
+      <w:r>
+        <w:rPr>
+          <w:b/>
+          <w:bCs/>
+        </w:rPr>
+        <w:t>operator )</w:t>
+      </w:r>
+      <w:proofErr w:type="gramEnd"/>
+    </w:p>
+    <w:p>
+      <w:pPr>
+        <w:rPr>
+          <w:b/>
+          <w:bCs/>
+        </w:rPr>
+      </w:pPr>
+      <w:r>
+        <w:rPr>
+          <w:b/>
+          <w:bCs/>
+        </w:rPr>
+        <w:t xml:space="preserve">greater than minimum of inner query output or result </w:t>
+      </w:r>
+    </w:p>
+    <w:p>
+      <w:r>
+        <w:rPr>
+          <w:highlight w:val="yellow"/>
+        </w:rPr>
+        <w:t xml:space="preserve">select </w:t>
+      </w:r>
+      <w:proofErr w:type="spellStart"/>
+      <w:r>
+        <w:rPr>
+          <w:highlight w:val="yellow"/>
+        </w:rPr>
+        <w:t>first_</w:t>
+      </w:r>
+      <w:proofErr w:type="gramStart"/>
+      <w:r>
+        <w:rPr>
+          <w:highlight w:val="yellow"/>
+        </w:rPr>
+        <w:t>name,salary</w:t>
+      </w:r>
+      <w:proofErr w:type="spellEnd"/>
+      <w:proofErr w:type="gramEnd"/>
+      <w:r>
+        <w:rPr>
+          <w:highlight w:val="yellow"/>
+        </w:rPr>
+        <w:t xml:space="preserve"> from employee where salary &gt;any (select salary from employee where </w:t>
+      </w:r>
+      <w:proofErr w:type="spellStart"/>
+      <w:r>
+        <w:rPr>
+          <w:highlight w:val="yellow"/>
+        </w:rPr>
         <w:t>department_id</w:t>
       </w:r>
       <w:proofErr w:type="spellEnd"/>
@@ -575,83 +769,11 @@
         <w:rPr>
           <w:highlight w:val="yellow"/>
         </w:rPr>
-        <w:t xml:space="preserve"> != 60;</w:t>
+        <w:t>=60);</w:t>
       </w:r>
     </w:p>
     <w:p/>
     <w:p>
-      <w:r>
-        <w:t>find employee details whose salary is greater than any one of the employee working in department =60;</w:t>
-      </w:r>
-    </w:p>
-    <w:p>
-      <w:pPr>
-        <w:rPr>
-          <w:b/>
-          <w:bCs/>
-        </w:rPr>
-      </w:pPr>
-      <w:r>
-        <w:rPr>
-          <w:b/>
-          <w:bCs/>
-        </w:rPr>
-        <w:t>with sub query (multi row sub query with any operator )</w:t>
-      </w:r>
-    </w:p>
-    <w:p>
-      <w:pPr>
-        <w:rPr>
-          <w:b/>
-          <w:bCs/>
-        </w:rPr>
-      </w:pPr>
-      <w:r>
-        <w:rPr>
-          <w:b/>
-          <w:bCs/>
-        </w:rPr>
-        <w:t xml:space="preserve">greater than minimum of inner query output or result </w:t>
-      </w:r>
-    </w:p>
-    <w:p>
-      <w:r>
-        <w:rPr>
-          <w:highlight w:val="yellow"/>
-        </w:rPr>
-        <w:t xml:space="preserve">select </w:t>
-      </w:r>
-      <w:proofErr w:type="spellStart"/>
-      <w:r>
-        <w:rPr>
-          <w:highlight w:val="yellow"/>
-        </w:rPr>
-        <w:t>first_name,salary</w:t>
-      </w:r>
-      <w:proofErr w:type="spellEnd"/>
-      <w:r>
-        <w:rPr>
-          <w:highlight w:val="yellow"/>
-        </w:rPr>
-        <w:t xml:space="preserve"> from employee where salary &gt;any (select salary from employee where </w:t>
-      </w:r>
-      <w:proofErr w:type="spellStart"/>
-      <w:r>
-        <w:rPr>
-          <w:highlight w:val="yellow"/>
-        </w:rPr>
-        <w:t>department_id</w:t>
-      </w:r>
-      <w:proofErr w:type="spellEnd"/>
-      <w:r>
-        <w:rPr>
-          <w:highlight w:val="yellow"/>
-        </w:rPr>
-        <w:t>=60);</w:t>
-      </w:r>
-    </w:p>
-    <w:p/>
-    <w:p>
       <w:pPr>
         <w:rPr>
           <w:b/>
@@ -677,8 +799,17 @@
           <w:b/>
           <w:bCs/>
         </w:rPr>
-        <w:t xml:space="preserve"> operator )</w:t>
-      </w:r>
+        <w:t xml:space="preserve"> </w:t>
+      </w:r>
+      <w:proofErr w:type="gramStart"/>
+      <w:r>
+        <w:rPr>
+          <w:b/>
+          <w:bCs/>
+        </w:rPr>
+        <w:t>operator )</w:t>
+      </w:r>
+      <w:proofErr w:type="gramEnd"/>
     </w:p>
     <w:p>
       <w:pPr>
@@ -722,9 +853,17 @@
         <w:rPr>
           <w:highlight w:val="yellow"/>
         </w:rPr>
-        <w:t>first_name,salary</w:t>
+        <w:t>first_</w:t>
+      </w:r>
+      <w:proofErr w:type="gramStart"/>
+      <w:r>
+        <w:rPr>
+          <w:highlight w:val="yellow"/>
+        </w:rPr>
+        <w:t>name,salary</w:t>
       </w:r>
       <w:proofErr w:type="spellEnd"/>
+      <w:proofErr w:type="gramEnd"/>
       <w:r>
         <w:rPr>
           <w:highlight w:val="yellow"/>
@@ -762,12 +901,44 @@
     <w:p/>
     <w:p>
       <w:r>
-        <w:t xml:space="preserve">sub query with multiple column with exists operator </w:t>
-      </w:r>
-    </w:p>
-    <w:p>
-      <w:r>
-        <w:t xml:space="preserve">if inner query retrieve minimum one record then outer query execute successfully </w:t>
+        <w:t xml:space="preserve">sub query with multiple </w:t>
+      </w:r>
+      <w:proofErr w:type="gramStart"/>
+      <w:r>
+        <w:t>column</w:t>
+      </w:r>
+      <w:proofErr w:type="gramEnd"/>
+      <w:r>
+        <w:t xml:space="preserve"> with exists operator </w:t>
+      </w:r>
+    </w:p>
+    <w:p>
+      <w:r>
+        <w:t xml:space="preserve">if inner query </w:t>
+      </w:r>
+      <w:proofErr w:type="gramStart"/>
+      <w:r>
+        <w:t>retrieve</w:t>
+      </w:r>
+      <w:proofErr w:type="gramEnd"/>
+      <w:r>
+        <w:t xml:space="preserve"> minimum one </w:t>
+      </w:r>
+      <w:proofErr w:type="gramStart"/>
+      <w:r>
+        <w:t>record</w:t>
+      </w:r>
+      <w:proofErr w:type="gramEnd"/>
+      <w:r>
+        <w:t xml:space="preserve"> then outer query </w:t>
+      </w:r>
+      <w:proofErr w:type="gramStart"/>
+      <w:r>
+        <w:t>execute</w:t>
+      </w:r>
+      <w:proofErr w:type="gramEnd"/>
+      <w:r>
+        <w:t xml:space="preserve"> successfully </w:t>
       </w:r>
     </w:p>
     <w:p>
@@ -863,7 +1034,15 @@
     </w:p>
     <w:p>
       <w:r>
-        <w:t xml:space="preserve">View is database object. View help us to create virtual table on base table. </w:t>
+        <w:t xml:space="preserve">View is database object. View </w:t>
+      </w:r>
+      <w:proofErr w:type="gramStart"/>
+      <w:r>
+        <w:t>help</w:t>
+      </w:r>
+      <w:proofErr w:type="gramEnd"/>
+      <w:r>
+        <w:t xml:space="preserve"> us to create virtual table on base table. </w:t>
       </w:r>
     </w:p>
     <w:p>
@@ -993,9 +1172,14 @@
       </w:r>
       <w:proofErr w:type="spellStart"/>
       <w:r>
-        <w:t>first_name,salary</w:t>
+        <w:t>first_</w:t>
+      </w:r>
+      <w:proofErr w:type="gramStart"/>
+      <w:r>
+        <w:t>name,salary</w:t>
       </w:r>
       <w:proofErr w:type="spellEnd"/>
+      <w:proofErr w:type="gramEnd"/>
       <w:r>
         <w:t xml:space="preserve"> from employee;</w:t>
       </w:r>
@@ -1037,24 +1221,55 @@
         <w:t xml:space="preserve">select </w:t>
       </w:r>
       <w:proofErr w:type="spellStart"/>
-      <w:r>
-        <w:t>e.first_name,e.salary,d.department_name</w:t>
+      <w:proofErr w:type="gramStart"/>
+      <w:r>
+        <w:t>e.first</w:t>
+      </w:r>
+      <w:proofErr w:type="gramEnd"/>
+      <w:r>
+        <w:t>_</w:t>
+      </w:r>
+      <w:proofErr w:type="gramStart"/>
+      <w:r>
+        <w:t>name,e</w:t>
+      </w:r>
+      <w:proofErr w:type="gramEnd"/>
+      <w:r>
+        <w:t>.</w:t>
+      </w:r>
+      <w:proofErr w:type="gramStart"/>
+      <w:r>
+        <w:t>salary,d</w:t>
+      </w:r>
+      <w:proofErr w:type="gramEnd"/>
+      <w:r>
+        <w:t>.department_name</w:t>
       </w:r>
       <w:proofErr w:type="spellEnd"/>
       <w:r>
         <w:t xml:space="preserve"> from employee e inner join department d on </w:t>
       </w:r>
       <w:proofErr w:type="spellStart"/>
-      <w:r>
-        <w:t>e.department_id</w:t>
+      <w:proofErr w:type="gramStart"/>
+      <w:r>
+        <w:t>e.department</w:t>
+      </w:r>
+      <w:proofErr w:type="gramEnd"/>
+      <w:r>
+        <w:t>_id</w:t>
       </w:r>
       <w:proofErr w:type="spellEnd"/>
       <w:r>
         <w:t>=</w:t>
       </w:r>
       <w:proofErr w:type="spellStart"/>
-      <w:r>
-        <w:t>d.department_id</w:t>
+      <w:proofErr w:type="gramStart"/>
+      <w:r>
+        <w:t>d.department</w:t>
+      </w:r>
+      <w:proofErr w:type="gramEnd"/>
+      <w:r>
+        <w:t>_id</w:t>
       </w:r>
       <w:proofErr w:type="spellEnd"/>
       <w:r>
@@ -1079,7 +1294,23 @@
     <w:p/>
     <w:p>
       <w:r>
-        <w:t xml:space="preserve">through view we can do DML Operation if we created view on single table with all column without any constraints. </w:t>
+        <w:t xml:space="preserve">through view we </w:t>
+      </w:r>
+      <w:proofErr w:type="gramStart"/>
+      <w:r>
+        <w:t>can</w:t>
+      </w:r>
+      <w:proofErr w:type="gramEnd"/>
+      <w:r>
+        <w:t xml:space="preserve"> do DML Operation if we created view on single table with all </w:t>
+      </w:r>
+      <w:proofErr w:type="gramStart"/>
+      <w:r>
+        <w:t>column</w:t>
+      </w:r>
+      <w:proofErr w:type="gramEnd"/>
+      <w:r>
+        <w:t xml:space="preserve"> without any constraints. </w:t>
       </w:r>
     </w:p>
     <w:p/>
@@ -1142,12 +1373,28 @@
     </w:p>
     <w:p>
       <w:r>
-        <w:t>All DML query execute successfully then we can say commit(means save permanently).</w:t>
-      </w:r>
-    </w:p>
-    <w:p>
-      <w:r>
-        <w:t xml:space="preserve">If any query failure then we need to use rollback (undo). </w:t>
+        <w:t xml:space="preserve">All DML query execute successfully then we can say </w:t>
+      </w:r>
+      <w:proofErr w:type="gramStart"/>
+      <w:r>
+        <w:t>commit(</w:t>
+      </w:r>
+      <w:proofErr w:type="gramEnd"/>
+      <w:r>
+        <w:t>means save permanently).</w:t>
+      </w:r>
+    </w:p>
+    <w:p>
+      <w:r>
+        <w:t xml:space="preserve">If any query </w:t>
+      </w:r>
+      <w:proofErr w:type="gramStart"/>
+      <w:r>
+        <w:t>failure</w:t>
+      </w:r>
+      <w:proofErr w:type="gramEnd"/>
+      <w:r>
+        <w:t xml:space="preserve"> then we need to use rollback (undo). </w:t>
       </w:r>
     </w:p>
     <w:p/>
@@ -1177,7 +1424,15 @@
     </w:p>
     <w:p>
       <w:r>
-        <w:t xml:space="preserve">Some database whenever we do any DML (insert, delete or update) we are under truncation like Oracle. But in my </w:t>
+        <w:t xml:space="preserve">Some </w:t>
+      </w:r>
+      <w:proofErr w:type="gramStart"/>
+      <w:r>
+        <w:t>database</w:t>
+      </w:r>
+      <w:proofErr w:type="gramEnd"/>
+      <w:r>
+        <w:t xml:space="preserve"> whenever we do any DML (insert, delete or update) we are under truncation like Oracle. But in my </w:t>
       </w:r>
       <w:proofErr w:type="spellStart"/>
       <w:r>
@@ -1230,6 +1485,854 @@
         <w:t>commit;</w:t>
       </w:r>
     </w:p>
+    <w:p/>
+    <w:p/>
+    <w:p/>
+    <w:p/>
+    <w:p/>
+    <w:p/>
+    <w:p>
+      <w:pPr>
+        <w:rPr>
+          <w:b/>
+          <w:bCs/>
+        </w:rPr>
+      </w:pPr>
+      <w:r>
+        <w:rPr>
+          <w:b/>
+          <w:bCs/>
+        </w:rPr>
+        <w:lastRenderedPageBreak/>
+        <w:t xml:space="preserve">No SQL Database </w:t>
+      </w:r>
+    </w:p>
+    <w:p>
+      <w:pPr>
+        <w:rPr>
+          <w:b/>
+          <w:bCs/>
+        </w:rPr>
+      </w:pPr>
+    </w:p>
+    <w:p>
+      <w:pPr>
+        <w:pStyle w:val="ListParagraph"/>
+        <w:numPr>
+          <w:ilvl w:val="0"/>
+          <w:numId w:val="24"/>
+        </w:numPr>
+      </w:pPr>
+      <w:r>
+        <w:t xml:space="preserve">Limitation SQL Database store structured data in the form of table using row and columns. </w:t>
+      </w:r>
+    </w:p>
+    <w:p>
+      <w:pPr>
+        <w:pStyle w:val="ListParagraph"/>
+        <w:numPr>
+          <w:ilvl w:val="0"/>
+          <w:numId w:val="24"/>
+        </w:numPr>
+      </w:pPr>
+      <w:r>
+        <w:t xml:space="preserve">All RDBMS </w:t>
+      </w:r>
+      <w:proofErr w:type="gramStart"/>
+      <w:r>
+        <w:t>database</w:t>
+      </w:r>
+      <w:proofErr w:type="gramEnd"/>
+      <w:r>
+        <w:t xml:space="preserve"> are schema base. Before storing any </w:t>
+      </w:r>
+      <w:proofErr w:type="gramStart"/>
+      <w:r>
+        <w:t>record</w:t>
+      </w:r>
+      <w:proofErr w:type="gramEnd"/>
+      <w:r>
+        <w:t xml:space="preserve"> we need to create table with number of column as well as data types with constraints. </w:t>
+      </w:r>
+    </w:p>
+    <w:p>
+      <w:pPr>
+        <w:pStyle w:val="ListParagraph"/>
+      </w:pPr>
+    </w:p>
+    <w:p>
+      <w:pPr>
+        <w:pStyle w:val="ListParagraph"/>
+      </w:pPr>
+      <w:r>
+        <w:t>Id</w:t>
+      </w:r>
+      <w:r>
+        <w:tab/>
+        <w:t>Name</w:t>
+      </w:r>
+      <w:r>
+        <w:tab/>
+      </w:r>
+      <w:r>
+        <w:tab/>
+        <w:t>Salary</w:t>
+      </w:r>
+      <w:r>
+        <w:tab/>
+      </w:r>
+      <w:r>
+        <w:tab/>
+        <w:t>age</w:t>
+      </w:r>
+      <w:r>
+        <w:tab/>
+        <w:t xml:space="preserve">city </w:t>
+      </w:r>
+    </w:p>
+    <w:p>
+      <w:pPr>
+        <w:pStyle w:val="ListParagraph"/>
+      </w:pPr>
+      <w:r>
+        <w:t>100</w:t>
+      </w:r>
+      <w:r>
+        <w:tab/>
+        <w:t>Ravi</w:t>
+      </w:r>
+      <w:r>
+        <w:tab/>
+      </w:r>
+      <w:r>
+        <w:tab/>
+        <w:t>12000</w:t>
+      </w:r>
+      <w:r>
+        <w:tab/>
+      </w:r>
+      <w:r>
+        <w:tab/>
+        <w:t>null</w:t>
+      </w:r>
+      <w:r>
+        <w:tab/>
+      </w:r>
+      <w:proofErr w:type="spellStart"/>
+      <w:r>
+        <w:t>null</w:t>
+      </w:r>
+      <w:proofErr w:type="spellEnd"/>
+    </w:p>
+    <w:p>
+      <w:pPr>
+        <w:pStyle w:val="ListParagraph"/>
+      </w:pPr>
+      <w:r>
+        <w:t>101</w:t>
+      </w:r>
+      <w:r>
+        <w:tab/>
+        <w:t>Ram</w:t>
+      </w:r>
+      <w:r>
+        <w:tab/>
+      </w:r>
+      <w:r>
+        <w:tab/>
+        <w:t>14000</w:t>
+      </w:r>
+      <w:r>
+        <w:tab/>
+      </w:r>
+      <w:r>
+        <w:tab/>
+        <w:t xml:space="preserve">null </w:t>
+      </w:r>
+      <w:r>
+        <w:tab/>
+      </w:r>
+      <w:proofErr w:type="spellStart"/>
+      <w:r>
+        <w:t>null</w:t>
+      </w:r>
+      <w:proofErr w:type="spellEnd"/>
+    </w:p>
+    <w:p>
+      <w:pPr>
+        <w:pStyle w:val="ListParagraph"/>
+      </w:pPr>
+      <w:r>
+        <w:t>102</w:t>
+      </w:r>
+      <w:r>
+        <w:tab/>
+        <w:t>Ajay</w:t>
+      </w:r>
+      <w:r>
+        <w:tab/>
+      </w:r>
+      <w:r>
+        <w:tab/>
+        <w:t>16000</w:t>
+      </w:r>
+      <w:r>
+        <w:tab/>
+      </w:r>
+      <w:r>
+        <w:tab/>
+        <w:t>35</w:t>
+      </w:r>
+      <w:r>
+        <w:tab/>
+        <w:t>null</w:t>
+      </w:r>
+    </w:p>
+    <w:p>
+      <w:pPr>
+        <w:pStyle w:val="ListParagraph"/>
+      </w:pPr>
+      <w:r>
+        <w:t>103</w:t>
+      </w:r>
+      <w:r>
+        <w:tab/>
+        <w:t>Mahesh</w:t>
+      </w:r>
+      <w:r>
+        <w:tab/>
+        <w:t>18000</w:t>
+      </w:r>
+      <w:r>
+        <w:tab/>
+      </w:r>
+      <w:r>
+        <w:tab/>
+        <w:t xml:space="preserve">null </w:t>
+      </w:r>
+      <w:r>
+        <w:tab/>
+        <w:t xml:space="preserve">Bangalore </w:t>
+      </w:r>
+    </w:p>
+    <w:p>
+      <w:r>
+        <w:t xml:space="preserve">3. If RDBMS every column must contains single value or scalar value. To store the more than one value we need to create more than one table and connect with PK and FK. To retrieve all those </w:t>
+      </w:r>
+      <w:proofErr w:type="gramStart"/>
+      <w:r>
+        <w:t>information</w:t>
+      </w:r>
+      <w:proofErr w:type="gramEnd"/>
+      <w:r>
+        <w:t xml:space="preserve"> we need to use different type of joins. </w:t>
+      </w:r>
+    </w:p>
+    <w:p>
+      <w:r>
+        <w:t xml:space="preserve">4. retrieving record from single table is faster than retrieve record from more than one table. </w:t>
+      </w:r>
+    </w:p>
+    <w:p/>
+    <w:p>
+      <w:r>
+        <w:t xml:space="preserve">No SQL databases. </w:t>
+      </w:r>
+    </w:p>
+    <w:p>
+      <w:r>
+        <w:t xml:space="preserve">Not only SQL. In No SQL we can store the data in </w:t>
+      </w:r>
+      <w:proofErr w:type="spellStart"/>
+      <w:r>
+        <w:t>non table</w:t>
+      </w:r>
+      <w:proofErr w:type="spellEnd"/>
+      <w:r>
+        <w:t xml:space="preserve"> format like xml, </w:t>
+      </w:r>
+      <w:proofErr w:type="spellStart"/>
+      <w:r>
+        <w:t>json</w:t>
+      </w:r>
+      <w:proofErr w:type="spellEnd"/>
+      <w:r>
+        <w:t xml:space="preserve">, key-value, graph etc. </w:t>
+      </w:r>
+    </w:p>
+    <w:p>
+      <w:r>
+        <w:t xml:space="preserve">Mongo DB, Cansandra, Neo4J, </w:t>
+      </w:r>
+      <w:proofErr w:type="spellStart"/>
+      <w:r>
+        <w:t>Hbase</w:t>
+      </w:r>
+      <w:proofErr w:type="spellEnd"/>
+      <w:r>
+        <w:t xml:space="preserve">, Redis, etc. </w:t>
+      </w:r>
+    </w:p>
+    <w:p/>
+    <w:p>
+      <w:r>
+        <w:t xml:space="preserve">Mongo DB: Mongo DB is a type of No SQL database. It is an </w:t>
+      </w:r>
+      <w:proofErr w:type="gramStart"/>
+      <w:r>
+        <w:t>open source</w:t>
+      </w:r>
+      <w:proofErr w:type="gramEnd"/>
+      <w:r>
+        <w:t xml:space="preserve"> database. Which use document concept to store the data in </w:t>
+      </w:r>
+      <w:proofErr w:type="spellStart"/>
+      <w:r>
+        <w:t>json</w:t>
+      </w:r>
+      <w:proofErr w:type="spellEnd"/>
+      <w:r>
+        <w:t xml:space="preserve"> format. </w:t>
+      </w:r>
+    </w:p>
+    <w:p>
+      <w:r>
+        <w:t xml:space="preserve">MEAN or MERN Stack </w:t>
+      </w:r>
+    </w:p>
+    <w:p/>
+    <w:p>
+      <w:pPr>
+        <w:rPr>
+          <w:b/>
+          <w:bCs/>
+        </w:rPr>
+      </w:pPr>
+    </w:p>
+    <w:p>
+      <w:pPr>
+        <w:rPr>
+          <w:b/>
+          <w:bCs/>
+        </w:rPr>
+      </w:pPr>
+    </w:p>
+    <w:p>
+      <w:pPr>
+        <w:rPr>
+          <w:b/>
+          <w:bCs/>
+        </w:rPr>
+      </w:pPr>
+    </w:p>
+    <w:p>
+      <w:pPr>
+        <w:rPr>
+          <w:b/>
+          <w:bCs/>
+        </w:rPr>
+      </w:pPr>
+    </w:p>
+    <w:p>
+      <w:pPr>
+        <w:rPr>
+          <w:b/>
+          <w:bCs/>
+        </w:rPr>
+      </w:pPr>
+    </w:p>
+    <w:p>
+      <w:pPr>
+        <w:rPr>
+          <w:b/>
+          <w:bCs/>
+        </w:rPr>
+      </w:pPr>
+      <w:r>
+        <w:rPr>
+          <w:b/>
+          <w:bCs/>
+        </w:rPr>
+        <w:lastRenderedPageBreak/>
+        <w:t>MySQL</w:t>
+      </w:r>
+      <w:r>
+        <w:rPr>
+          <w:b/>
+          <w:bCs/>
+        </w:rPr>
+        <w:tab/>
+      </w:r>
+      <w:r>
+        <w:rPr>
+          <w:b/>
+          <w:bCs/>
+        </w:rPr>
+        <w:tab/>
+      </w:r>
+      <w:r>
+        <w:rPr>
+          <w:b/>
+          <w:bCs/>
+        </w:rPr>
+        <w:tab/>
+      </w:r>
+      <w:r>
+        <w:rPr>
+          <w:b/>
+          <w:bCs/>
+        </w:rPr>
+        <w:tab/>
+      </w:r>
+      <w:r>
+        <w:rPr>
+          <w:b/>
+          <w:bCs/>
+        </w:rPr>
+        <w:tab/>
+      </w:r>
+      <w:r>
+        <w:rPr>
+          <w:b/>
+          <w:bCs/>
+        </w:rPr>
+        <w:tab/>
+      </w:r>
+      <w:r>
+        <w:rPr>
+          <w:b/>
+          <w:bCs/>
+        </w:rPr>
+        <w:tab/>
+      </w:r>
+      <w:r>
+        <w:rPr>
+          <w:b/>
+          <w:bCs/>
+        </w:rPr>
+        <w:tab/>
+        <w:t xml:space="preserve">Mongo DB </w:t>
+      </w:r>
+    </w:p>
+    <w:p>
+      <w:r>
+        <w:t xml:space="preserve">Table format </w:t>
+      </w:r>
+      <w:r>
+        <w:tab/>
+      </w:r>
+      <w:r>
+        <w:tab/>
+      </w:r>
+      <w:r>
+        <w:tab/>
+      </w:r>
+      <w:r>
+        <w:tab/>
+      </w:r>
+      <w:r>
+        <w:tab/>
+      </w:r>
+      <w:r>
+        <w:tab/>
+      </w:r>
+      <w:r>
+        <w:tab/>
+      </w:r>
+      <w:r>
+        <w:tab/>
+      </w:r>
+      <w:proofErr w:type="spellStart"/>
+      <w:r>
+        <w:t>json</w:t>
+      </w:r>
+      <w:proofErr w:type="spellEnd"/>
+      <w:r>
+        <w:t xml:space="preserve"> format </w:t>
+      </w:r>
+    </w:p>
+    <w:p>
+      <w:r>
+        <w:t>show databases;</w:t>
+      </w:r>
+      <w:r>
+        <w:tab/>
+      </w:r>
+      <w:r>
+        <w:tab/>
+      </w:r>
+      <w:r>
+        <w:tab/>
+      </w:r>
+      <w:r>
+        <w:tab/>
+      </w:r>
+      <w:r>
+        <w:tab/>
+      </w:r>
+      <w:r>
+        <w:tab/>
+      </w:r>
+      <w:r>
+        <w:tab/>
+        <w:t>show databases;</w:t>
+      </w:r>
+    </w:p>
+    <w:p>
+      <w:r>
+        <w:tab/>
+      </w:r>
+      <w:r>
+        <w:tab/>
+      </w:r>
+      <w:r>
+        <w:tab/>
+      </w:r>
+      <w:r>
+        <w:tab/>
+      </w:r>
+      <w:r>
+        <w:tab/>
+      </w:r>
+      <w:r>
+        <w:tab/>
+      </w:r>
+      <w:r>
+        <w:tab/>
+      </w:r>
+      <w:r>
+        <w:tab/>
+      </w:r>
+      <w:r>
+        <w:tab/>
+        <w:t xml:space="preserve">show </w:t>
+      </w:r>
+      <w:proofErr w:type="spellStart"/>
+      <w:r>
+        <w:t>dbs</w:t>
+      </w:r>
+      <w:proofErr w:type="spellEnd"/>
+      <w:r>
+        <w:t>;</w:t>
+      </w:r>
+    </w:p>
+    <w:p>
+      <w:r>
+        <w:t xml:space="preserve">create database </w:t>
+      </w:r>
+      <w:proofErr w:type="spellStart"/>
+      <w:r>
+        <w:t>databasename</w:t>
+      </w:r>
+      <w:proofErr w:type="spellEnd"/>
+      <w:r>
+        <w:t>;</w:t>
+      </w:r>
+    </w:p>
+    <w:p>
+      <w:r>
+        <w:t xml:space="preserve">user </w:t>
+      </w:r>
+      <w:proofErr w:type="spellStart"/>
+      <w:r>
+        <w:t>databaseName</w:t>
+      </w:r>
+      <w:proofErr w:type="spellEnd"/>
+      <w:r>
+        <w:tab/>
+      </w:r>
+      <w:r>
+        <w:tab/>
+      </w:r>
+      <w:r>
+        <w:tab/>
+      </w:r>
+      <w:r>
+        <w:tab/>
+      </w:r>
+      <w:r>
+        <w:tab/>
+      </w:r>
+      <w:r>
+        <w:tab/>
+      </w:r>
+      <w:r>
+        <w:tab/>
+        <w:t xml:space="preserve">use </w:t>
+      </w:r>
+      <w:proofErr w:type="spellStart"/>
+      <w:r>
+        <w:t>databaseName</w:t>
+      </w:r>
+      <w:proofErr w:type="spellEnd"/>
+      <w:r>
+        <w:t>;</w:t>
+      </w:r>
+    </w:p>
+    <w:p>
+      <w:pPr>
+        <w:ind w:left="5040"/>
+      </w:pPr>
+      <w:r>
+        <w:t xml:space="preserve">if database present it switch inside that database else if will create and switch inside that database. </w:t>
+      </w:r>
+    </w:p>
+    <w:p/>
+    <w:p>
+      <w:r>
+        <w:t xml:space="preserve">Tables </w:t>
+      </w:r>
+      <w:r>
+        <w:tab/>
+      </w:r>
+      <w:r>
+        <w:tab/>
+      </w:r>
+      <w:r>
+        <w:tab/>
+      </w:r>
+      <w:r>
+        <w:tab/>
+      </w:r>
+      <w:r>
+        <w:tab/>
+      </w:r>
+      <w:r>
+        <w:tab/>
+      </w:r>
+      <w:r>
+        <w:tab/>
+      </w:r>
+      <w:r>
+        <w:tab/>
+        <w:t>collections</w:t>
+      </w:r>
+    </w:p>
+    <w:p>
+      <w:r>
+        <w:t>Show tables;</w:t>
+      </w:r>
+      <w:r>
+        <w:tab/>
+      </w:r>
+      <w:r>
+        <w:tab/>
+      </w:r>
+      <w:r>
+        <w:tab/>
+      </w:r>
+      <w:r>
+        <w:tab/>
+      </w:r>
+      <w:r>
+        <w:tab/>
+      </w:r>
+      <w:r>
+        <w:tab/>
+      </w:r>
+      <w:r>
+        <w:tab/>
+        <w:t xml:space="preserve">show table or show collections  </w:t>
+      </w:r>
+    </w:p>
+    <w:p>
+      <w:r>
+        <w:t xml:space="preserve">Record </w:t>
+      </w:r>
+      <w:r>
+        <w:tab/>
+      </w:r>
+      <w:r>
+        <w:tab/>
+      </w:r>
+      <w:r>
+        <w:tab/>
+      </w:r>
+      <w:r>
+        <w:tab/>
+      </w:r>
+      <w:r>
+        <w:tab/>
+      </w:r>
+      <w:r>
+        <w:tab/>
+      </w:r>
+      <w:r>
+        <w:tab/>
+        <w:t xml:space="preserve">document </w:t>
+      </w:r>
+    </w:p>
+    <w:p/>
+    <w:p>
+      <w:r>
+        <w:t xml:space="preserve">Using below URL please download mongo </w:t>
+      </w:r>
+      <w:proofErr w:type="spellStart"/>
+      <w:r>
+        <w:t>db</w:t>
+      </w:r>
+      <w:proofErr w:type="spellEnd"/>
+      <w:r>
+        <w:t xml:space="preserve"> server </w:t>
+      </w:r>
+    </w:p>
+    <w:p/>
+    <w:p>
+      <w:hyperlink r:id="rId5" w:history="1">
+        <w:r>
+          <w:rPr>
+            <w:rStyle w:val="Hyperlink"/>
+          </w:rPr>
+          <w:t>https://www.mongodb.com/try/download/community</w:t>
+        </w:r>
+      </w:hyperlink>
+    </w:p>
+    <w:p/>
+    <w:p>
+      <w:r>
+        <w:t xml:space="preserve">after installed in window </w:t>
+      </w:r>
+      <w:proofErr w:type="spellStart"/>
+      <w:r>
+        <w:t>os</w:t>
+      </w:r>
+      <w:proofErr w:type="spellEnd"/>
+      <w:r>
+        <w:t xml:space="preserve"> inside C drive you can view folder directory as </w:t>
+      </w:r>
+    </w:p>
+    <w:p>
+      <w:r>
+        <w:t>C:\Program Files\MongoDB\Server\7.0\bin</w:t>
+      </w:r>
+    </w:p>
+    <w:p/>
+    <w:p>
+      <w:r>
+        <w:t xml:space="preserve">using below command download mongo </w:t>
+      </w:r>
+      <w:proofErr w:type="spellStart"/>
+      <w:r>
+        <w:t>db</w:t>
+      </w:r>
+      <w:proofErr w:type="spellEnd"/>
+      <w:r>
+        <w:t xml:space="preserve"> shell </w:t>
+      </w:r>
+    </w:p>
+    <w:p/>
+    <w:p>
+      <w:hyperlink r:id="rId6" w:history="1">
+        <w:r>
+          <w:rPr>
+            <w:rStyle w:val="Hyperlink"/>
+          </w:rPr>
+          <w:t>https://www.mongodb.com/try/download/shell</w:t>
+        </w:r>
+      </w:hyperlink>
+    </w:p>
+    <w:p/>
+    <w:p>
+      <w:r>
+        <w:t xml:space="preserve">please download zip folder then extract and copy </w:t>
+      </w:r>
+      <w:proofErr w:type="spellStart"/>
+      <w:r>
+        <w:rPr>
+          <w:highlight w:val="yellow"/>
+        </w:rPr>
+        <w:t>mongosh</w:t>
+      </w:r>
+      <w:proofErr w:type="spellEnd"/>
+      <w:r>
+        <w:t xml:space="preserve"> part of bin folder and paste inside server bin folder. </w:t>
+      </w:r>
+    </w:p>
+    <w:p/>
+    <w:p>
+      <w:r>
+        <w:lastRenderedPageBreak/>
+        <w:t xml:space="preserve">Please open command prompt or terminal inside a bin of server folder and run the below command as </w:t>
+      </w:r>
+    </w:p>
+    <w:p>
+      <w:proofErr w:type="spellStart"/>
+      <w:r>
+        <w:rPr>
+          <w:highlight w:val="yellow"/>
+        </w:rPr>
+        <w:t>m</w:t>
+      </w:r>
+      <w:r>
+        <w:rPr>
+          <w:highlight w:val="yellow"/>
+        </w:rPr>
+        <w:t>ongosh</w:t>
+      </w:r>
+      <w:proofErr w:type="spellEnd"/>
+    </w:p>
+    <w:p/>
+    <w:p>
+      <w:r>
+        <w:rPr>
+          <w:noProof/>
+        </w:rPr>
+        <w:drawing>
+          <wp:inline distT="0" distB="0" distL="0" distR="0" wp14:anchorId="30C1D35E" wp14:editId="2F2127F6">
+            <wp:extent cx="5731510" cy="3218180"/>
+            <wp:effectExtent l="0" t="0" r="2540" b="1270"/>
+            <wp:docPr id="139532869" name="Picture 1"/>
+            <wp:cNvGraphicFramePr>
+              <a:graphicFrameLocks xmlns:a="http://schemas.openxmlformats.org/drawingml/2006/main" noChangeAspect="1"/>
+            </wp:cNvGraphicFramePr>
+            <a:graphic xmlns:a="http://schemas.openxmlformats.org/drawingml/2006/main">
+              <a:graphicData uri="http://schemas.openxmlformats.org/drawingml/2006/picture">
+                <pic:pic xmlns:pic="http://schemas.openxmlformats.org/drawingml/2006/picture">
+                  <pic:nvPicPr>
+                    <pic:cNvPr id="139532869" name=""/>
+                    <pic:cNvPicPr/>
+                  </pic:nvPicPr>
+                  <pic:blipFill>
+                    <a:blip r:embed="rId7"/>
+                    <a:stretch>
+                      <a:fillRect/>
+                    </a:stretch>
+                  </pic:blipFill>
+                  <pic:spPr>
+                    <a:xfrm>
+                      <a:off x="0" y="0"/>
+                      <a:ext cx="5731510" cy="3218180"/>
+                    </a:xfrm>
+                    <a:prstGeom prst="rect">
+                      <a:avLst/>
+                    </a:prstGeom>
+                  </pic:spPr>
+                </pic:pic>
+              </a:graphicData>
+            </a:graphic>
+          </wp:inline>
+        </w:drawing>
+      </w:r>
+    </w:p>
+    <w:p>
+      <w:r>
+        <w:t xml:space="preserve"> </w:t>
+      </w:r>
+    </w:p>
+    <w:p/>
+    <w:p/>
+    <w:p/>
+    <w:p>
+      <w:pPr>
+        <w:pStyle w:val="ListParagraph"/>
+      </w:pPr>
+    </w:p>
+    <w:p>
+      <w:pPr>
+        <w:pStyle w:val="ListParagraph"/>
+      </w:pPr>
+    </w:p>
+    <w:p/>
     <w:p/>
     <w:p/>
     <w:p>
@@ -1986,6 +3089,95 @@
     </w:lvl>
   </w:abstractNum>
   <w:abstractNum w:abstractNumId="8" w15:restartNumberingAfterBreak="0">
+    <w:nsid w:val="39FB11C6"/>
+    <w:multiLevelType w:val="hybridMultilevel"/>
+    <w:tmpl w:val="D718375C"/>
+    <w:lvl w:ilvl="0" w:tplc="4009000F">
+      <w:start w:val="1"/>
+      <w:numFmt w:val="decimal"/>
+      <w:lvlText w:val="%1."/>
+      <w:lvlJc w:val="left"/>
+      <w:pPr>
+        <w:ind w:left="720" w:hanging="360"/>
+      </w:pPr>
+      <w:rPr>
+        <w:rFonts w:hint="default"/>
+      </w:rPr>
+    </w:lvl>
+    <w:lvl w:ilvl="1" w:tplc="40090019" w:tentative="1">
+      <w:start w:val="1"/>
+      <w:numFmt w:val="lowerLetter"/>
+      <w:lvlText w:val="%2."/>
+      <w:lvlJc w:val="left"/>
+      <w:pPr>
+        <w:ind w:left="1440" w:hanging="360"/>
+      </w:pPr>
+    </w:lvl>
+    <w:lvl w:ilvl="2" w:tplc="4009001B" w:tentative="1">
+      <w:start w:val="1"/>
+      <w:numFmt w:val="lowerRoman"/>
+      <w:lvlText w:val="%3."/>
+      <w:lvlJc w:val="right"/>
+      <w:pPr>
+        <w:ind w:left="2160" w:hanging="180"/>
+      </w:pPr>
+    </w:lvl>
+    <w:lvl w:ilvl="3" w:tplc="4009000F" w:tentative="1">
+      <w:start w:val="1"/>
+      <w:numFmt w:val="decimal"/>
+      <w:lvlText w:val="%4."/>
+      <w:lvlJc w:val="left"/>
+      <w:pPr>
+        <w:ind w:left="2880" w:hanging="360"/>
+      </w:pPr>
+    </w:lvl>
+    <w:lvl w:ilvl="4" w:tplc="40090019" w:tentative="1">
+      <w:start w:val="1"/>
+      <w:numFmt w:val="lowerLetter"/>
+      <w:lvlText w:val="%5."/>
+      <w:lvlJc w:val="left"/>
+      <w:pPr>
+        <w:ind w:left="3600" w:hanging="360"/>
+      </w:pPr>
+    </w:lvl>
+    <w:lvl w:ilvl="5" w:tplc="4009001B" w:tentative="1">
+      <w:start w:val="1"/>
+      <w:numFmt w:val="lowerRoman"/>
+      <w:lvlText w:val="%6."/>
+      <w:lvlJc w:val="right"/>
+      <w:pPr>
+        <w:ind w:left="4320" w:hanging="180"/>
+      </w:pPr>
+    </w:lvl>
+    <w:lvl w:ilvl="6" w:tplc="4009000F" w:tentative="1">
+      <w:start w:val="1"/>
+      <w:numFmt w:val="decimal"/>
+      <w:lvlText w:val="%7."/>
+      <w:lvlJc w:val="left"/>
+      <w:pPr>
+        <w:ind w:left="5040" w:hanging="360"/>
+      </w:pPr>
+    </w:lvl>
+    <w:lvl w:ilvl="7" w:tplc="40090019" w:tentative="1">
+      <w:start w:val="1"/>
+      <w:numFmt w:val="lowerLetter"/>
+      <w:lvlText w:val="%8."/>
+      <w:lvlJc w:val="left"/>
+      <w:pPr>
+        <w:ind w:left="5760" w:hanging="360"/>
+      </w:pPr>
+    </w:lvl>
+    <w:lvl w:ilvl="8" w:tplc="4009001B" w:tentative="1">
+      <w:start w:val="1"/>
+      <w:numFmt w:val="lowerRoman"/>
+      <w:lvlText w:val="%9."/>
+      <w:lvlJc w:val="right"/>
+      <w:pPr>
+        <w:ind w:left="6480" w:hanging="180"/>
+      </w:pPr>
+    </w:lvl>
+  </w:abstractNum>
+  <w:abstractNum w:abstractNumId="9" w15:restartNumberingAfterBreak="0">
     <w:nsid w:val="48D72EE5"/>
     <w:multiLevelType w:val="hybridMultilevel"/>
     <w:tmpl w:val="5DBC8178"/>
@@ -2074,7 +3266,7 @@
       </w:pPr>
     </w:lvl>
   </w:abstractNum>
-  <w:abstractNum w:abstractNumId="9" w15:restartNumberingAfterBreak="0">
+  <w:abstractNum w:abstractNumId="10" w15:restartNumberingAfterBreak="0">
     <w:nsid w:val="4A613B95"/>
     <w:multiLevelType w:val="hybridMultilevel"/>
     <w:tmpl w:val="0384567A"/>
@@ -2163,7 +3355,7 @@
       </w:pPr>
     </w:lvl>
   </w:abstractNum>
-  <w:abstractNum w:abstractNumId="10" w15:restartNumberingAfterBreak="0">
+  <w:abstractNum w:abstractNumId="11" w15:restartNumberingAfterBreak="0">
     <w:nsid w:val="4EEB4C7F"/>
     <w:multiLevelType w:val="hybridMultilevel"/>
     <w:tmpl w:val="70700B4C"/>
@@ -2252,7 +3444,7 @@
       </w:pPr>
     </w:lvl>
   </w:abstractNum>
-  <w:abstractNum w:abstractNumId="11" w15:restartNumberingAfterBreak="0">
+  <w:abstractNum w:abstractNumId="12" w15:restartNumberingAfterBreak="0">
     <w:nsid w:val="4EF37917"/>
     <w:multiLevelType w:val="hybridMultilevel"/>
     <w:tmpl w:val="18C49812"/>
@@ -2341,7 +3533,7 @@
       </w:pPr>
     </w:lvl>
   </w:abstractNum>
-  <w:abstractNum w:abstractNumId="12" w15:restartNumberingAfterBreak="0">
+  <w:abstractNum w:abstractNumId="13" w15:restartNumberingAfterBreak="0">
     <w:nsid w:val="53385AAE"/>
     <w:multiLevelType w:val="hybridMultilevel"/>
     <w:tmpl w:val="6D82830C"/>
@@ -2430,7 +3622,96 @@
       </w:pPr>
     </w:lvl>
   </w:abstractNum>
-  <w:abstractNum w:abstractNumId="13" w15:restartNumberingAfterBreak="0">
+  <w:abstractNum w:abstractNumId="14" w15:restartNumberingAfterBreak="0">
+    <w:nsid w:val="549F16F3"/>
+    <w:multiLevelType w:val="hybridMultilevel"/>
+    <w:tmpl w:val="AA1456C4"/>
+    <w:lvl w:ilvl="0" w:tplc="4009000F">
+      <w:start w:val="1"/>
+      <w:numFmt w:val="decimal"/>
+      <w:lvlText w:val="%1."/>
+      <w:lvlJc w:val="left"/>
+      <w:pPr>
+        <w:ind w:left="720" w:hanging="360"/>
+      </w:pPr>
+      <w:rPr>
+        <w:rFonts w:hint="default"/>
+      </w:rPr>
+    </w:lvl>
+    <w:lvl w:ilvl="1" w:tplc="40090019" w:tentative="1">
+      <w:start w:val="1"/>
+      <w:numFmt w:val="lowerLetter"/>
+      <w:lvlText w:val="%2."/>
+      <w:lvlJc w:val="left"/>
+      <w:pPr>
+        <w:ind w:left="1440" w:hanging="360"/>
+      </w:pPr>
+    </w:lvl>
+    <w:lvl w:ilvl="2" w:tplc="4009001B" w:tentative="1">
+      <w:start w:val="1"/>
+      <w:numFmt w:val="lowerRoman"/>
+      <w:lvlText w:val="%3."/>
+      <w:lvlJc w:val="right"/>
+      <w:pPr>
+        <w:ind w:left="2160" w:hanging="180"/>
+      </w:pPr>
+    </w:lvl>
+    <w:lvl w:ilvl="3" w:tplc="4009000F" w:tentative="1">
+      <w:start w:val="1"/>
+      <w:numFmt w:val="decimal"/>
+      <w:lvlText w:val="%4."/>
+      <w:lvlJc w:val="left"/>
+      <w:pPr>
+        <w:ind w:left="2880" w:hanging="360"/>
+      </w:pPr>
+    </w:lvl>
+    <w:lvl w:ilvl="4" w:tplc="40090019" w:tentative="1">
+      <w:start w:val="1"/>
+      <w:numFmt w:val="lowerLetter"/>
+      <w:lvlText w:val="%5."/>
+      <w:lvlJc w:val="left"/>
+      <w:pPr>
+        <w:ind w:left="3600" w:hanging="360"/>
+      </w:pPr>
+    </w:lvl>
+    <w:lvl w:ilvl="5" w:tplc="4009001B" w:tentative="1">
+      <w:start w:val="1"/>
+      <w:numFmt w:val="lowerRoman"/>
+      <w:lvlText w:val="%6."/>
+      <w:lvlJc w:val="right"/>
+      <w:pPr>
+        <w:ind w:left="4320" w:hanging="180"/>
+      </w:pPr>
+    </w:lvl>
+    <w:lvl w:ilvl="6" w:tplc="4009000F" w:tentative="1">
+      <w:start w:val="1"/>
+      <w:numFmt w:val="decimal"/>
+      <w:lvlText w:val="%7."/>
+      <w:lvlJc w:val="left"/>
+      <w:pPr>
+        <w:ind w:left="5040" w:hanging="360"/>
+      </w:pPr>
+    </w:lvl>
+    <w:lvl w:ilvl="7" w:tplc="40090019" w:tentative="1">
+      <w:start w:val="1"/>
+      <w:numFmt w:val="lowerLetter"/>
+      <w:lvlText w:val="%8."/>
+      <w:lvlJc w:val="left"/>
+      <w:pPr>
+        <w:ind w:left="5760" w:hanging="360"/>
+      </w:pPr>
+    </w:lvl>
+    <w:lvl w:ilvl="8" w:tplc="4009001B" w:tentative="1">
+      <w:start w:val="1"/>
+      <w:numFmt w:val="lowerRoman"/>
+      <w:lvlText w:val="%9."/>
+      <w:lvlJc w:val="right"/>
+      <w:pPr>
+        <w:ind w:left="6480" w:hanging="180"/>
+      </w:pPr>
+    </w:lvl>
+  </w:abstractNum>
+  <w:abstractNum w:abstractNumId="15" w15:restartNumberingAfterBreak="0">
     <w:nsid w:val="5D0262D2"/>
     <w:multiLevelType w:val="hybridMultilevel"/>
     <w:tmpl w:val="1A5A42F4"/>
@@ -2519,7 +3800,7 @@
       </w:pPr>
     </w:lvl>
   </w:abstractNum>
-  <w:abstractNum w:abstractNumId="14" w15:restartNumberingAfterBreak="0">
+  <w:abstractNum w:abstractNumId="16" w15:restartNumberingAfterBreak="0">
     <w:nsid w:val="5FD94584"/>
     <w:multiLevelType w:val="hybridMultilevel"/>
     <w:tmpl w:val="C97E6FC8"/>
@@ -2608,7 +3889,7 @@
       </w:pPr>
     </w:lvl>
   </w:abstractNum>
-  <w:abstractNum w:abstractNumId="15" w15:restartNumberingAfterBreak="0">
+  <w:abstractNum w:abstractNumId="17" w15:restartNumberingAfterBreak="0">
     <w:nsid w:val="6A11569A"/>
     <w:multiLevelType w:val="hybridMultilevel"/>
     <w:tmpl w:val="206AE3B0"/>
@@ -2697,7 +3978,7 @@
       </w:pPr>
     </w:lvl>
   </w:abstractNum>
-  <w:abstractNum w:abstractNumId="16" w15:restartNumberingAfterBreak="0">
+  <w:abstractNum w:abstractNumId="18" w15:restartNumberingAfterBreak="0">
     <w:nsid w:val="6ACC51EE"/>
     <w:multiLevelType w:val="hybridMultilevel"/>
     <w:tmpl w:val="25EC3418"/>
@@ -2786,7 +4067,7 @@
       </w:pPr>
     </w:lvl>
   </w:abstractNum>
-  <w:abstractNum w:abstractNumId="17" w15:restartNumberingAfterBreak="0">
+  <w:abstractNum w:abstractNumId="19" w15:restartNumberingAfterBreak="0">
     <w:nsid w:val="726266C1"/>
     <w:multiLevelType w:val="hybridMultilevel"/>
     <w:tmpl w:val="9D007632"/>
@@ -2875,7 +4156,7 @@
       </w:pPr>
     </w:lvl>
   </w:abstractNum>
-  <w:abstractNum w:abstractNumId="18" w15:restartNumberingAfterBreak="0">
+  <w:abstractNum w:abstractNumId="20" w15:restartNumberingAfterBreak="0">
     <w:nsid w:val="743B5987"/>
     <w:multiLevelType w:val="hybridMultilevel"/>
     <w:tmpl w:val="A5D09178"/>
@@ -2964,7 +4245,7 @@
       </w:pPr>
     </w:lvl>
   </w:abstractNum>
-  <w:abstractNum w:abstractNumId="19" w15:restartNumberingAfterBreak="0">
+  <w:abstractNum w:abstractNumId="21" w15:restartNumberingAfterBreak="0">
     <w:nsid w:val="78AC3BDC"/>
     <w:multiLevelType w:val="hybridMultilevel"/>
     <w:tmpl w:val="B8F08678"/>
@@ -3053,7 +4334,7 @@
       </w:pPr>
     </w:lvl>
   </w:abstractNum>
-  <w:abstractNum w:abstractNumId="20" w15:restartNumberingAfterBreak="0">
+  <w:abstractNum w:abstractNumId="22" w15:restartNumberingAfterBreak="0">
     <w:nsid w:val="7B193BA0"/>
     <w:multiLevelType w:val="hybridMultilevel"/>
     <w:tmpl w:val="8CCA9348"/>
@@ -3142,7 +4423,7 @@
       </w:pPr>
     </w:lvl>
   </w:abstractNum>
-  <w:abstractNum w:abstractNumId="21" w15:restartNumberingAfterBreak="0">
+  <w:abstractNum w:abstractNumId="23" w15:restartNumberingAfterBreak="0">
     <w:nsid w:val="7BE679A1"/>
     <w:multiLevelType w:val="hybridMultilevel"/>
     <w:tmpl w:val="8B7A4702"/>
@@ -3232,58 +4513,58 @@
     </w:lvl>
   </w:abstractNum>
   <w:num w:numId="1" w16cid:durableId="1773553424">
-    <w:abstractNumId w:val="9"/>
+    <w:abstractNumId w:val="10"/>
   </w:num>
   <w:num w:numId="2" w16cid:durableId="1098868494">
     <w:abstractNumId w:val="6"/>
   </w:num>
   <w:num w:numId="3" w16cid:durableId="709107872">
-    <w:abstractNumId w:val="21"/>
+    <w:abstractNumId w:val="23"/>
   </w:num>
   <w:num w:numId="4" w16cid:durableId="779644608">
-    <w:abstractNumId w:val="16"/>
+    <w:abstractNumId w:val="18"/>
   </w:num>
   <w:num w:numId="5" w16cid:durableId="862327437">
-    <w:abstractNumId w:val="18"/>
+    <w:abstractNumId w:val="20"/>
   </w:num>
   <w:num w:numId="6" w16cid:durableId="447284966">
-    <w:abstractNumId w:val="20"/>
+    <w:abstractNumId w:val="22"/>
   </w:num>
   <w:num w:numId="7" w16cid:durableId="1381056674">
     <w:abstractNumId w:val="2"/>
   </w:num>
   <w:num w:numId="8" w16cid:durableId="1206528551">
-    <w:abstractNumId w:val="14"/>
+    <w:abstractNumId w:val="16"/>
   </w:num>
   <w:num w:numId="9" w16cid:durableId="393091821">
     <w:abstractNumId w:val="7"/>
   </w:num>
   <w:num w:numId="10" w16cid:durableId="11879589">
-    <w:abstractNumId w:val="10"/>
+    <w:abstractNumId w:val="11"/>
   </w:num>
   <w:num w:numId="11" w16cid:durableId="23944467">
-    <w:abstractNumId w:val="11"/>
+    <w:abstractNumId w:val="12"/>
   </w:num>
   <w:num w:numId="12" w16cid:durableId="1924995885">
     <w:abstractNumId w:val="5"/>
   </w:num>
   <w:num w:numId="13" w16cid:durableId="313030804">
+    <w:abstractNumId w:val="17"/>
+  </w:num>
+  <w:num w:numId="14" w16cid:durableId="543718519">
+    <w:abstractNumId w:val="13"/>
+  </w:num>
+  <w:num w:numId="15" w16cid:durableId="298462305">
+    <w:abstractNumId w:val="9"/>
+  </w:num>
+  <w:num w:numId="16" w16cid:durableId="1433667663">
+    <w:abstractNumId w:val="21"/>
+  </w:num>
+  <w:num w:numId="17" w16cid:durableId="107698301">
     <w:abstractNumId w:val="15"/>
   </w:num>
-  <w:num w:numId="14" w16cid:durableId="543718519">
-    <w:abstractNumId w:val="12"/>
-  </w:num>
-  <w:num w:numId="15" w16cid:durableId="298462305">
-    <w:abstractNumId w:val="8"/>
-  </w:num>
-  <w:num w:numId="16" w16cid:durableId="1433667663">
+  <w:num w:numId="18" w16cid:durableId="1695299791">
     <w:abstractNumId w:val="19"/>
-  </w:num>
-  <w:num w:numId="17" w16cid:durableId="107698301">
-    <w:abstractNumId w:val="13"/>
-  </w:num>
-  <w:num w:numId="18" w16cid:durableId="1695299791">
-    <w:abstractNumId w:val="17"/>
   </w:num>
   <w:num w:numId="19" w16cid:durableId="2120106157">
     <w:abstractNumId w:val="1"/>
@@ -3296,6 +4577,12 @@
   </w:num>
   <w:num w:numId="22" w16cid:durableId="380255539">
     <w:abstractNumId w:val="3"/>
+  </w:num>
+  <w:num w:numId="23" w16cid:durableId="1801919871">
+    <w:abstractNumId w:val="14"/>
+  </w:num>
+  <w:num w:numId="24" w16cid:durableId="102574745">
+    <w:abstractNumId w:val="8"/>
   </w:num>
 </w:numbering>
 </file>
@@ -4217,6 +5504,29 @@
       <w:spacing w:val="5"/>
     </w:rPr>
   </w:style>
+  <w:style w:type="character" w:styleId="Hyperlink">
+    <w:name w:val="Hyperlink"/>
+    <w:basedOn w:val="DefaultParagraphFont"/>
+    <w:uiPriority w:val="99"/>
+    <w:unhideWhenUsed/>
+    <w:rsid w:val="005B442D"/>
+    <w:rPr>
+      <w:color w:val="467886" w:themeColor="hyperlink"/>
+      <w:u w:val="single"/>
+    </w:rPr>
+  </w:style>
+  <w:style w:type="character" w:styleId="UnresolvedMention">
+    <w:name w:val="Unresolved Mention"/>
+    <w:basedOn w:val="DefaultParagraphFont"/>
+    <w:uiPriority w:val="99"/>
+    <w:semiHidden/>
+    <w:unhideWhenUsed/>
+    <w:rsid w:val="005B442D"/>
+    <w:rPr>
+      <w:color w:val="605E5C"/>
+      <w:shd w:val="clear" w:color="auto" w:fill="E1DFDD"/>
+    </w:rPr>
+  </w:style>
 </w:styles>
 </file>
 

--- a/FSD - Designing and Managing Databases with MongoDB/FSD MERN - Designing and Managing Databases with MongoDB - Day 5 - 25-04-2026.docx
+++ b/FSD - Designing and Managing Databases with MongoDB/FSD MERN - Designing and Managing Databases with MongoDB - Day 5 - 25-04-2026.docx
@@ -124,15 +124,7 @@
     </w:p>
     <w:p>
       <w:r>
-        <w:t xml:space="preserve">In this query first inner query execute. Inner </w:t>
-      </w:r>
-      <w:proofErr w:type="gramStart"/>
-      <w:r>
-        <w:t>query  output</w:t>
-      </w:r>
-      <w:proofErr w:type="gramEnd"/>
-      <w:r>
-        <w:t xml:space="preserve"> is input for outer query. </w:t>
+        <w:t xml:space="preserve">In this query first inner query execute. Inner query  output is input for outer query. </w:t>
       </w:r>
     </w:p>
     <w:p>
@@ -149,15 +141,7 @@
         </w:numPr>
       </w:pPr>
       <w:r>
-        <w:t xml:space="preserve">Inner </w:t>
-      </w:r>
-      <w:proofErr w:type="gramStart"/>
-      <w:r>
-        <w:t>query</w:t>
-      </w:r>
-      <w:proofErr w:type="gramEnd"/>
-      <w:r>
-        <w:t xml:space="preserve"> retrieve only one column </w:t>
+        <w:t xml:space="preserve">Inner query retrieve only one column </w:t>
       </w:r>
     </w:p>
     <w:p>
@@ -169,15 +153,7 @@
         </w:numPr>
       </w:pPr>
       <w:r>
-        <w:t xml:space="preserve">Inner </w:t>
-      </w:r>
-      <w:proofErr w:type="gramStart"/>
-      <w:r>
-        <w:t>query</w:t>
-      </w:r>
-      <w:proofErr w:type="gramEnd"/>
-      <w:r>
-        <w:t xml:space="preserve"> return single record or result </w:t>
+        <w:t xml:space="preserve">Inner query return single record or result </w:t>
       </w:r>
     </w:p>
     <w:p>
@@ -189,15 +165,7 @@
         </w:numPr>
       </w:pPr>
       <w:r>
-        <w:t xml:space="preserve">Inner </w:t>
-      </w:r>
-      <w:proofErr w:type="gramStart"/>
-      <w:r>
-        <w:t>query</w:t>
-      </w:r>
-      <w:proofErr w:type="gramEnd"/>
-      <w:r>
-        <w:t xml:space="preserve"> return multiple or more than one records. </w:t>
+        <w:t xml:space="preserve">Inner query return multiple or more than one records. </w:t>
       </w:r>
     </w:p>
     <w:p>
@@ -215,15 +183,7 @@
     <w:p/>
     <w:p>
       <w:r>
-        <w:t xml:space="preserve">Find person name or first name whose salary is greater than </w:t>
-      </w:r>
-      <w:proofErr w:type="gramStart"/>
-      <w:r>
-        <w:t>those employee</w:t>
-      </w:r>
-      <w:proofErr w:type="gramEnd"/>
-      <w:r>
-        <w:t xml:space="preserve"> working in department =60;</w:t>
+        <w:t>Find person name or first name whose salary is greater than those employee working in department =60;</w:t>
       </w:r>
     </w:p>
     <w:p>
@@ -248,28 +208,12 @@
     </w:p>
     <w:p>
       <w:r>
-        <w:t xml:space="preserve">select max(salary) from employee where </w:t>
-      </w:r>
-      <w:proofErr w:type="spellStart"/>
-      <w:r>
-        <w:t>department_id</w:t>
-      </w:r>
-      <w:proofErr w:type="spellEnd"/>
-      <w:r>
-        <w:t>=60;</w:t>
-      </w:r>
-    </w:p>
-    <w:p>
-      <w:r>
-        <w:t xml:space="preserve">select </w:t>
-      </w:r>
-      <w:proofErr w:type="spellStart"/>
-      <w:r>
-        <w:t>first_name</w:t>
-      </w:r>
-      <w:proofErr w:type="spellEnd"/>
-      <w:r>
-        <w:t xml:space="preserve"> from employee where salary &gt; 9000;</w:t>
+        <w:t>select max(salary) from employee where department_id=60;</w:t>
+      </w:r>
+    </w:p>
+    <w:p>
+      <w:r>
+        <w:t>select first_name from employee where salary &gt; 9000;</w:t>
       </w:r>
     </w:p>
     <w:p/>
@@ -290,36 +234,12 @@
     </w:p>
     <w:p>
       <w:r>
-        <w:t xml:space="preserve">If inner query </w:t>
-      </w:r>
-      <w:proofErr w:type="gramStart"/>
-      <w:r>
-        <w:t>retrieve</w:t>
-      </w:r>
-      <w:proofErr w:type="gramEnd"/>
-      <w:r>
-        <w:t xml:space="preserve"> only one </w:t>
-      </w:r>
-      <w:proofErr w:type="gramStart"/>
-      <w:r>
-        <w:t>record</w:t>
-      </w:r>
-      <w:proofErr w:type="gramEnd"/>
-      <w:r>
-        <w:t xml:space="preserve"> we can use relational operator in outer query with where clause. </w:t>
-      </w:r>
-    </w:p>
-    <w:p>
-      <w:r>
-        <w:t xml:space="preserve">select </w:t>
-      </w:r>
-      <w:proofErr w:type="spellStart"/>
-      <w:r>
-        <w:t>first_name</w:t>
-      </w:r>
-      <w:proofErr w:type="spellEnd"/>
-      <w:r>
-        <w:t xml:space="preserve"> from employee where salary </w:t>
+        <w:t xml:space="preserve">If inner query retrieve only one record we can use relational operator in outer query with where clause. </w:t>
+      </w:r>
+    </w:p>
+    <w:p>
+      <w:r>
+        <w:t xml:space="preserve">select first_name from employee where salary </w:t>
       </w:r>
       <w:r>
         <w:rPr>
@@ -328,30 +248,14 @@
         <w:t>&gt;</w:t>
       </w:r>
       <w:r>
-        <w:t xml:space="preserve"> (select max(salary) from employee where </w:t>
-      </w:r>
-      <w:proofErr w:type="spellStart"/>
-      <w:r>
-        <w:t>department_id</w:t>
-      </w:r>
-      <w:proofErr w:type="spellEnd"/>
-      <w:r>
-        <w:t>=60);</w:t>
-      </w:r>
-    </w:p>
-    <w:p/>
-    <w:p/>
-    <w:p>
-      <w:r>
-        <w:t xml:space="preserve">If sub query </w:t>
-      </w:r>
-      <w:proofErr w:type="gramStart"/>
-      <w:r>
-        <w:t>retrieve</w:t>
-      </w:r>
-      <w:proofErr w:type="gramEnd"/>
-      <w:r>
-        <w:t xml:space="preserve"> more than one records when we need to use </w:t>
+        <w:t xml:space="preserve"> (select max(salary) from employee where department_id=60);</w:t>
+      </w:r>
+    </w:p>
+    <w:p/>
+    <w:p/>
+    <w:p>
+      <w:r>
+        <w:t xml:space="preserve">If sub query retrieve more than one records when we need to use </w:t>
       </w:r>
     </w:p>
     <w:p>
@@ -397,16 +301,11 @@
     </w:p>
     <w:p>
       <w:r>
-        <w:t xml:space="preserve">Find employee whose salary is equal to those </w:t>
-      </w:r>
-      <w:proofErr w:type="gramStart"/>
-      <w:r>
-        <w:t>employee</w:t>
+        <w:t>Find employee whose salary is equal to those employee</w:t>
       </w:r>
       <w:r>
         <w:t>s</w:t>
       </w:r>
-      <w:proofErr w:type="gramEnd"/>
       <w:r>
         <w:t xml:space="preserve"> salary working in department 60. </w:t>
       </w:r>
@@ -437,581 +336,237 @@
         <w:rPr>
           <w:highlight w:val="yellow"/>
         </w:rPr>
-        <w:t xml:space="preserve">select salary from employee where </w:t>
-      </w:r>
-      <w:proofErr w:type="spellStart"/>
+        <w:t>select salary from employee where department_id=60</w:t>
+      </w:r>
+    </w:p>
+    <w:p>
       <w:r>
         <w:rPr>
           <w:highlight w:val="yellow"/>
         </w:rPr>
-        <w:t>department_id</w:t>
-      </w:r>
-      <w:proofErr w:type="spellEnd"/>
+        <w:t>select first_name from employee where salary in</w:t>
+      </w:r>
       <w:r>
         <w:rPr>
           <w:highlight w:val="yellow"/>
         </w:rPr>
-        <w:t>=60</w:t>
-      </w:r>
-    </w:p>
-    <w:p>
-      <w:r>
+        <w:t>(v1,v2,v3);</w:t>
+      </w:r>
+    </w:p>
+    <w:p/>
+    <w:p>
+      <w:pPr>
+        <w:rPr>
+          <w:b/>
+          <w:bCs/>
+        </w:rPr>
+      </w:pPr>
+      <w:r>
+        <w:rPr>
+          <w:b/>
+          <w:bCs/>
+        </w:rPr>
+        <w:t xml:space="preserve">with sub query </w:t>
+      </w:r>
+      <w:r>
+        <w:rPr>
+          <w:b/>
+          <w:bCs/>
+        </w:rPr>
+        <w:t>(multi row sub query with in operaror)</w:t>
+      </w:r>
+    </w:p>
+    <w:p>
+      <w:pPr>
         <w:rPr>
           <w:highlight w:val="yellow"/>
         </w:rPr>
-        <w:t xml:space="preserve">select </w:t>
-      </w:r>
-      <w:proofErr w:type="spellStart"/>
+      </w:pPr>
       <w:r>
         <w:rPr>
           <w:highlight w:val="yellow"/>
         </w:rPr>
-        <w:t>first_name</w:t>
-      </w:r>
-      <w:proofErr w:type="spellEnd"/>
-      <w:r>
+        <w:t>select first_name from employee where salary in (select salary from employee where department_id=60)</w:t>
+      </w:r>
+    </w:p>
+    <w:p>
+      <w:pPr>
         <w:rPr>
           <w:highlight w:val="yellow"/>
         </w:rPr>
-        <w:t xml:space="preserve"> from employee where salary in</w:t>
-      </w:r>
+      </w:pPr>
+    </w:p>
+    <w:p>
       <w:r>
         <w:rPr>
           <w:highlight w:val="yellow"/>
         </w:rPr>
-        <w:t>(v</w:t>
-      </w:r>
-      <w:proofErr w:type="gramStart"/>
+        <w:t>select first_name from employee where salary in (select salary from employee where department_id=60)</w:t>
+      </w:r>
       <w:r>
         <w:rPr>
           <w:highlight w:val="yellow"/>
         </w:rPr>
-        <w:t>1,v2,v</w:t>
-      </w:r>
-      <w:proofErr w:type="gramEnd"/>
+        <w:t xml:space="preserve"> </w:t>
+      </w:r>
       <w:r>
         <w:rPr>
           <w:highlight w:val="yellow"/>
         </w:rPr>
-        <w:t>3);</w:t>
-      </w:r>
-    </w:p>
-    <w:p/>
-    <w:p>
-      <w:pPr>
-        <w:rPr>
-          <w:b/>
-          <w:bCs/>
-        </w:rPr>
-      </w:pPr>
-      <w:r>
-        <w:rPr>
-          <w:b/>
-          <w:bCs/>
-        </w:rPr>
-        <w:t xml:space="preserve">with sub query </w:t>
-      </w:r>
-      <w:r>
-        <w:rPr>
-          <w:b/>
-          <w:bCs/>
-        </w:rPr>
-        <w:t xml:space="preserve">(multi row sub query </w:t>
-      </w:r>
-      <w:proofErr w:type="spellStart"/>
-      <w:r>
-        <w:rPr>
-          <w:b/>
-          <w:bCs/>
-        </w:rPr>
-        <w:t>with in</w:t>
-      </w:r>
-      <w:proofErr w:type="spellEnd"/>
-      <w:r>
-        <w:rPr>
-          <w:b/>
-          <w:bCs/>
-        </w:rPr>
-        <w:t xml:space="preserve"> </w:t>
-      </w:r>
-      <w:proofErr w:type="spellStart"/>
-      <w:r>
-        <w:rPr>
-          <w:b/>
-          <w:bCs/>
-        </w:rPr>
-        <w:t>operaror</w:t>
-      </w:r>
-      <w:proofErr w:type="spellEnd"/>
-      <w:r>
-        <w:rPr>
-          <w:b/>
-          <w:bCs/>
-        </w:rPr>
-        <w:t>)</w:t>
-      </w:r>
-    </w:p>
-    <w:p>
-      <w:pPr>
+        <w:t>and department_id != 60;</w:t>
+      </w:r>
+    </w:p>
+    <w:p/>
+    <w:p>
+      <w:r>
+        <w:t>find employee details whose salary is greater than any one of the employee working in department =60;</w:t>
+      </w:r>
+    </w:p>
+    <w:p>
+      <w:pPr>
+        <w:rPr>
+          <w:b/>
+          <w:bCs/>
+        </w:rPr>
+      </w:pPr>
+      <w:r>
+        <w:rPr>
+          <w:b/>
+          <w:bCs/>
+        </w:rPr>
+        <w:t>with sub query (multi row sub query with any operator )</w:t>
+      </w:r>
+    </w:p>
+    <w:p>
+      <w:pPr>
+        <w:rPr>
+          <w:b/>
+          <w:bCs/>
+        </w:rPr>
+      </w:pPr>
+      <w:r>
+        <w:rPr>
+          <w:b/>
+          <w:bCs/>
+        </w:rPr>
+        <w:t xml:space="preserve">greater than minimum of inner query output or result </w:t>
+      </w:r>
+    </w:p>
+    <w:p>
+      <w:r>
         <w:rPr>
           <w:highlight w:val="yellow"/>
         </w:rPr>
-      </w:pPr>
+        <w:t>select first_name,salary from employee where salary &gt;any (select salary from employee where department_id=60);</w:t>
+      </w:r>
+    </w:p>
+    <w:p/>
+    <w:p>
+      <w:pPr>
+        <w:rPr>
+          <w:b/>
+          <w:bCs/>
+        </w:rPr>
+      </w:pPr>
+      <w:r>
+        <w:rPr>
+          <w:b/>
+          <w:bCs/>
+        </w:rPr>
+        <w:t xml:space="preserve">with sub query (multi row sub query with </w:t>
+      </w:r>
+      <w:r>
+        <w:rPr>
+          <w:b/>
+          <w:bCs/>
+        </w:rPr>
+        <w:t>any</w:t>
+      </w:r>
+      <w:r>
+        <w:rPr>
+          <w:b/>
+          <w:bCs/>
+        </w:rPr>
+        <w:t xml:space="preserve"> operator )</w:t>
+      </w:r>
+    </w:p>
+    <w:p>
+      <w:pPr>
+        <w:rPr>
+          <w:b/>
+          <w:bCs/>
+        </w:rPr>
+      </w:pPr>
+      <w:r>
+        <w:rPr>
+          <w:b/>
+          <w:bCs/>
+        </w:rPr>
+        <w:t xml:space="preserve">greater than </w:t>
+      </w:r>
+      <w:r>
+        <w:rPr>
+          <w:b/>
+          <w:bCs/>
+        </w:rPr>
+        <w:t>maximum</w:t>
+      </w:r>
+      <w:r>
+        <w:rPr>
+          <w:b/>
+          <w:bCs/>
+        </w:rPr>
+        <w:t xml:space="preserve"> of inner query output or result </w:t>
+      </w:r>
+    </w:p>
+    <w:p>
       <w:r>
         <w:rPr>
           <w:highlight w:val="yellow"/>
         </w:rPr>
-        <w:t xml:space="preserve">select </w:t>
-      </w:r>
-      <w:proofErr w:type="spellStart"/>
+        <w:lastRenderedPageBreak/>
+        <w:t>select first_name,salary from employee where salary &gt;</w:t>
+      </w:r>
       <w:r>
         <w:rPr>
           <w:highlight w:val="yellow"/>
         </w:rPr>
-        <w:t>first_name</w:t>
-      </w:r>
-      <w:proofErr w:type="spellEnd"/>
+        <w:t>all</w:t>
+      </w:r>
       <w:r>
         <w:rPr>
           <w:highlight w:val="yellow"/>
         </w:rPr>
-        <w:t xml:space="preserve"> from employee where salary in (select salary from employee where </w:t>
-      </w:r>
-      <w:proofErr w:type="spellStart"/>
+        <w:t xml:space="preserve"> (select salary from employee where department_id=60);</w:t>
+      </w:r>
+    </w:p>
+    <w:p/>
+    <w:p/>
+    <w:p>
+      <w:r>
+        <w:t xml:space="preserve">sub query with multiple column with exists operator </w:t>
+      </w:r>
+    </w:p>
+    <w:p>
+      <w:r>
+        <w:t xml:space="preserve">if inner query retrieve minimum one record then outer query execute successfully </w:t>
+      </w:r>
+    </w:p>
+    <w:p>
       <w:r>
         <w:rPr>
           <w:highlight w:val="yellow"/>
         </w:rPr>
-        <w:t>department_id</w:t>
-      </w:r>
-      <w:proofErr w:type="spellEnd"/>
+        <w:t>select first_name from employee where exists (select * from department where department_id=1000);</w:t>
+      </w:r>
+    </w:p>
+    <w:p/>
+    <w:p>
       <w:r>
         <w:rPr>
           <w:highlight w:val="yellow"/>
         </w:rPr>
-        <w:t>=60)</w:t>
-      </w:r>
-    </w:p>
-    <w:p>
-      <w:pPr>
-        <w:rPr>
-          <w:highlight w:val="yellow"/>
-        </w:rPr>
-      </w:pPr>
-    </w:p>
-    <w:p>
-      <w:r>
-        <w:rPr>
-          <w:highlight w:val="yellow"/>
-        </w:rPr>
-        <w:t xml:space="preserve">select </w:t>
-      </w:r>
-      <w:proofErr w:type="spellStart"/>
-      <w:r>
-        <w:rPr>
-          <w:highlight w:val="yellow"/>
-        </w:rPr>
-        <w:t>first_name</w:t>
-      </w:r>
-      <w:proofErr w:type="spellEnd"/>
-      <w:r>
-        <w:rPr>
-          <w:highlight w:val="yellow"/>
-        </w:rPr>
-        <w:t xml:space="preserve"> from employee where salary in (select salary from employee where </w:t>
-      </w:r>
-      <w:proofErr w:type="spellStart"/>
-      <w:r>
-        <w:rPr>
-          <w:highlight w:val="yellow"/>
-        </w:rPr>
-        <w:t>department_id</w:t>
-      </w:r>
-      <w:proofErr w:type="spellEnd"/>
-      <w:r>
-        <w:rPr>
-          <w:highlight w:val="yellow"/>
-        </w:rPr>
-        <w:t>=60)</w:t>
-      </w:r>
-      <w:r>
-        <w:rPr>
-          <w:highlight w:val="yellow"/>
-        </w:rPr>
-        <w:t xml:space="preserve"> </w:t>
-      </w:r>
-      <w:r>
-        <w:rPr>
-          <w:highlight w:val="yellow"/>
-        </w:rPr>
-        <w:t xml:space="preserve">and </w:t>
-      </w:r>
-      <w:proofErr w:type="spellStart"/>
-      <w:r>
-        <w:rPr>
-          <w:highlight w:val="yellow"/>
-        </w:rPr>
-        <w:t>department_</w:t>
-      </w:r>
-      <w:proofErr w:type="gramStart"/>
-      <w:r>
-        <w:rPr>
-          <w:highlight w:val="yellow"/>
-        </w:rPr>
-        <w:t>id</w:t>
-      </w:r>
-      <w:proofErr w:type="spellEnd"/>
-      <w:r>
-        <w:rPr>
-          <w:highlight w:val="yellow"/>
-        </w:rPr>
-        <w:t xml:space="preserve"> !</w:t>
-      </w:r>
-      <w:proofErr w:type="gramEnd"/>
-      <w:r>
-        <w:rPr>
-          <w:highlight w:val="yellow"/>
-        </w:rPr>
-        <w:t>= 60;</w:t>
-      </w:r>
-    </w:p>
-    <w:p/>
-    <w:p>
-      <w:r>
-        <w:t xml:space="preserve">find employee details whose salary is greater than any one of the </w:t>
-      </w:r>
-      <w:proofErr w:type="gramStart"/>
-      <w:r>
-        <w:t>employee</w:t>
-      </w:r>
-      <w:proofErr w:type="gramEnd"/>
-      <w:r>
-        <w:t xml:space="preserve"> working in department =60;</w:t>
-      </w:r>
-    </w:p>
-    <w:p>
-      <w:pPr>
-        <w:rPr>
-          <w:b/>
-          <w:bCs/>
-        </w:rPr>
-      </w:pPr>
-      <w:r>
-        <w:rPr>
-          <w:b/>
-          <w:bCs/>
-        </w:rPr>
-        <w:t xml:space="preserve">with sub query (multi row sub query with any </w:t>
-      </w:r>
-      <w:proofErr w:type="gramStart"/>
-      <w:r>
-        <w:rPr>
-          <w:b/>
-          <w:bCs/>
-        </w:rPr>
-        <w:t>operator )</w:t>
-      </w:r>
-      <w:proofErr w:type="gramEnd"/>
-    </w:p>
-    <w:p>
-      <w:pPr>
-        <w:rPr>
-          <w:b/>
-          <w:bCs/>
-        </w:rPr>
-      </w:pPr>
-      <w:r>
-        <w:rPr>
-          <w:b/>
-          <w:bCs/>
-        </w:rPr>
-        <w:t xml:space="preserve">greater than minimum of inner query output or result </w:t>
-      </w:r>
-    </w:p>
-    <w:p>
-      <w:r>
-        <w:rPr>
-          <w:highlight w:val="yellow"/>
-        </w:rPr>
-        <w:t xml:space="preserve">select </w:t>
-      </w:r>
-      <w:proofErr w:type="spellStart"/>
-      <w:r>
-        <w:rPr>
-          <w:highlight w:val="yellow"/>
-        </w:rPr>
-        <w:t>first_</w:t>
-      </w:r>
-      <w:proofErr w:type="gramStart"/>
-      <w:r>
-        <w:rPr>
-          <w:highlight w:val="yellow"/>
-        </w:rPr>
-        <w:t>name,salary</w:t>
-      </w:r>
-      <w:proofErr w:type="spellEnd"/>
-      <w:proofErr w:type="gramEnd"/>
-      <w:r>
-        <w:rPr>
-          <w:highlight w:val="yellow"/>
-        </w:rPr>
-        <w:t xml:space="preserve"> from employee where salary &gt;any (select salary from employee where </w:t>
-      </w:r>
-      <w:proofErr w:type="spellStart"/>
-      <w:r>
-        <w:rPr>
-          <w:highlight w:val="yellow"/>
-        </w:rPr>
-        <w:t>department_id</w:t>
-      </w:r>
-      <w:proofErr w:type="spellEnd"/>
-      <w:r>
-        <w:rPr>
-          <w:highlight w:val="yellow"/>
-        </w:rPr>
-        <w:t>=60);</w:t>
-      </w:r>
-    </w:p>
-    <w:p/>
-    <w:p>
-      <w:pPr>
-        <w:rPr>
-          <w:b/>
-          <w:bCs/>
-        </w:rPr>
-      </w:pPr>
-      <w:r>
-        <w:rPr>
-          <w:b/>
-          <w:bCs/>
-        </w:rPr>
-        <w:t xml:space="preserve">with sub query (multi row sub query with </w:t>
-      </w:r>
-      <w:r>
-        <w:rPr>
-          <w:b/>
-          <w:bCs/>
-        </w:rPr>
-        <w:t>any</w:t>
-      </w:r>
-      <w:r>
-        <w:rPr>
-          <w:b/>
-          <w:bCs/>
-        </w:rPr>
-        <w:t xml:space="preserve"> </w:t>
-      </w:r>
-      <w:proofErr w:type="gramStart"/>
-      <w:r>
-        <w:rPr>
-          <w:b/>
-          <w:bCs/>
-        </w:rPr>
-        <w:t>operator )</w:t>
-      </w:r>
-      <w:proofErr w:type="gramEnd"/>
-    </w:p>
-    <w:p>
-      <w:pPr>
-        <w:rPr>
-          <w:b/>
-          <w:bCs/>
-        </w:rPr>
-      </w:pPr>
-      <w:r>
-        <w:rPr>
-          <w:b/>
-          <w:bCs/>
-        </w:rPr>
-        <w:t xml:space="preserve">greater than </w:t>
-      </w:r>
-      <w:r>
-        <w:rPr>
-          <w:b/>
-          <w:bCs/>
-        </w:rPr>
-        <w:t>maximum</w:t>
-      </w:r>
-      <w:r>
-        <w:rPr>
-          <w:b/>
-          <w:bCs/>
-        </w:rPr>
-        <w:t xml:space="preserve"> of inner query output or result </w:t>
-      </w:r>
-    </w:p>
-    <w:p>
-      <w:r>
-        <w:rPr>
-          <w:highlight w:val="yellow"/>
-        </w:rPr>
-        <w:lastRenderedPageBreak/>
-        <w:t xml:space="preserve">select </w:t>
-      </w:r>
-      <w:proofErr w:type="spellStart"/>
-      <w:r>
-        <w:rPr>
-          <w:highlight w:val="yellow"/>
-        </w:rPr>
-        <w:t>first_</w:t>
-      </w:r>
-      <w:proofErr w:type="gramStart"/>
-      <w:r>
-        <w:rPr>
-          <w:highlight w:val="yellow"/>
-        </w:rPr>
-        <w:t>name,salary</w:t>
-      </w:r>
-      <w:proofErr w:type="spellEnd"/>
-      <w:proofErr w:type="gramEnd"/>
-      <w:r>
-        <w:rPr>
-          <w:highlight w:val="yellow"/>
-        </w:rPr>
-        <w:t xml:space="preserve"> from employee where salary &gt;</w:t>
-      </w:r>
-      <w:r>
-        <w:rPr>
-          <w:highlight w:val="yellow"/>
-        </w:rPr>
-        <w:t>all</w:t>
-      </w:r>
-      <w:r>
-        <w:rPr>
-          <w:highlight w:val="yellow"/>
-        </w:rPr>
-        <w:t xml:space="preserve"> (select salary from employee where </w:t>
-      </w:r>
-      <w:proofErr w:type="spellStart"/>
-      <w:r>
-        <w:rPr>
-          <w:highlight w:val="yellow"/>
-        </w:rPr>
-        <w:t>department_id</w:t>
-      </w:r>
-      <w:proofErr w:type="spellEnd"/>
-      <w:r>
-        <w:rPr>
-          <w:highlight w:val="yellow"/>
-        </w:rPr>
-        <w:t>=60);</w:t>
-      </w:r>
-    </w:p>
-    <w:p/>
-    <w:p/>
-    <w:p>
-      <w:r>
-        <w:t xml:space="preserve">sub query with multiple </w:t>
-      </w:r>
-      <w:proofErr w:type="gramStart"/>
-      <w:r>
-        <w:t>column</w:t>
-      </w:r>
-      <w:proofErr w:type="gramEnd"/>
-      <w:r>
-        <w:t xml:space="preserve"> with exists operator </w:t>
-      </w:r>
-    </w:p>
-    <w:p>
-      <w:r>
-        <w:t xml:space="preserve">if inner query </w:t>
-      </w:r>
-      <w:proofErr w:type="gramStart"/>
-      <w:r>
-        <w:t>retrieve</w:t>
-      </w:r>
-      <w:proofErr w:type="gramEnd"/>
-      <w:r>
-        <w:t xml:space="preserve"> minimum one </w:t>
-      </w:r>
-      <w:proofErr w:type="gramStart"/>
-      <w:r>
-        <w:t>record</w:t>
-      </w:r>
-      <w:proofErr w:type="gramEnd"/>
-      <w:r>
-        <w:t xml:space="preserve"> then outer query </w:t>
-      </w:r>
-      <w:proofErr w:type="gramStart"/>
-      <w:r>
-        <w:t>execute</w:t>
-      </w:r>
-      <w:proofErr w:type="gramEnd"/>
-      <w:r>
-        <w:t xml:space="preserve"> successfully </w:t>
-      </w:r>
-    </w:p>
-    <w:p>
-      <w:r>
-        <w:rPr>
-          <w:highlight w:val="yellow"/>
-        </w:rPr>
-        <w:t xml:space="preserve">select </w:t>
-      </w:r>
-      <w:proofErr w:type="spellStart"/>
-      <w:r>
-        <w:rPr>
-          <w:highlight w:val="yellow"/>
-        </w:rPr>
-        <w:t>first_name</w:t>
-      </w:r>
-      <w:proofErr w:type="spellEnd"/>
-      <w:r>
-        <w:rPr>
-          <w:highlight w:val="yellow"/>
-        </w:rPr>
-        <w:t xml:space="preserve"> from employee where exists (select * from department where </w:t>
-      </w:r>
-      <w:proofErr w:type="spellStart"/>
-      <w:r>
-        <w:rPr>
-          <w:highlight w:val="yellow"/>
-        </w:rPr>
-        <w:t>department_id</w:t>
-      </w:r>
-      <w:proofErr w:type="spellEnd"/>
-      <w:r>
-        <w:rPr>
-          <w:highlight w:val="yellow"/>
-        </w:rPr>
-        <w:t>=1000);</w:t>
-      </w:r>
-    </w:p>
-    <w:p/>
-    <w:p>
-      <w:r>
-        <w:rPr>
-          <w:highlight w:val="yellow"/>
-        </w:rPr>
-        <w:t xml:space="preserve">select </w:t>
-      </w:r>
-      <w:proofErr w:type="spellStart"/>
-      <w:r>
-        <w:rPr>
-          <w:highlight w:val="yellow"/>
-        </w:rPr>
-        <w:t>first_name</w:t>
-      </w:r>
-      <w:proofErr w:type="spellEnd"/>
-      <w:r>
-        <w:rPr>
-          <w:highlight w:val="yellow"/>
-        </w:rPr>
-        <w:t xml:space="preserve"> from employee where exists (select * from department where </w:t>
-      </w:r>
-      <w:proofErr w:type="spellStart"/>
-      <w:r>
-        <w:rPr>
-          <w:highlight w:val="yellow"/>
-        </w:rPr>
-        <w:t>department_id</w:t>
-      </w:r>
-      <w:proofErr w:type="spellEnd"/>
-      <w:r>
-        <w:rPr>
-          <w:highlight w:val="yellow"/>
-        </w:rPr>
-        <w:t>=100);</w:t>
+        <w:t>select first_name from employee where exists (select * from department where department_id=100);</w:t>
       </w:r>
     </w:p>
     <w:p/>
@@ -1034,15 +589,7 @@
     </w:p>
     <w:p>
       <w:r>
-        <w:t xml:space="preserve">View is database object. View </w:t>
-      </w:r>
-      <w:proofErr w:type="gramStart"/>
-      <w:r>
-        <w:t>help</w:t>
-      </w:r>
-      <w:proofErr w:type="gramEnd"/>
-      <w:r>
-        <w:t xml:space="preserve"> us to create virtual table on base table. </w:t>
+        <w:t xml:space="preserve">View is database object. View help us to create virtual table on base table. </w:t>
       </w:r>
     </w:p>
     <w:p>
@@ -1063,23 +610,7 @@
           <w:b/>
           <w:bCs/>
         </w:rPr>
-        <w:t xml:space="preserve">Create view </w:t>
-      </w:r>
-      <w:proofErr w:type="spellStart"/>
-      <w:r>
-        <w:rPr>
-          <w:b/>
-          <w:bCs/>
-        </w:rPr>
-        <w:t>viewName</w:t>
-      </w:r>
-      <w:proofErr w:type="spellEnd"/>
-      <w:r>
-        <w:rPr>
-          <w:b/>
-          <w:bCs/>
-        </w:rPr>
-        <w:t xml:space="preserve"> </w:t>
+        <w:t xml:space="preserve">Create view viewName </w:t>
       </w:r>
     </w:p>
     <w:p>
@@ -1168,20 +699,7 @@
     </w:p>
     <w:p>
       <w:r>
-        <w:t xml:space="preserve">select </w:t>
-      </w:r>
-      <w:proofErr w:type="spellStart"/>
-      <w:r>
-        <w:t>first_</w:t>
-      </w:r>
-      <w:proofErr w:type="gramStart"/>
-      <w:r>
-        <w:t>name,salary</w:t>
-      </w:r>
-      <w:proofErr w:type="spellEnd"/>
-      <w:proofErr w:type="gramEnd"/>
-      <w:r>
-        <w:t xml:space="preserve"> from employee;</w:t>
+        <w:t>select first_name,salary from employee;</w:t>
       </w:r>
     </w:p>
     <w:p/>
@@ -1200,15 +718,7 @@
     <w:p/>
     <w:p>
       <w:r>
-        <w:t xml:space="preserve">create view </w:t>
-      </w:r>
-      <w:proofErr w:type="spellStart"/>
-      <w:r>
-        <w:t>emp_dept_view</w:t>
-      </w:r>
-      <w:proofErr w:type="spellEnd"/>
-      <w:r>
-        <w:t xml:space="preserve"> </w:t>
+        <w:t xml:space="preserve">create view emp_dept_view </w:t>
       </w:r>
     </w:p>
     <w:p>
@@ -1218,99 +728,20 @@
     </w:p>
     <w:p>
       <w:r>
-        <w:t xml:space="preserve">select </w:t>
-      </w:r>
-      <w:proofErr w:type="spellStart"/>
-      <w:proofErr w:type="gramStart"/>
-      <w:r>
-        <w:t>e.first</w:t>
-      </w:r>
-      <w:proofErr w:type="gramEnd"/>
-      <w:r>
-        <w:t>_</w:t>
-      </w:r>
-      <w:proofErr w:type="gramStart"/>
-      <w:r>
-        <w:t>name,e</w:t>
-      </w:r>
-      <w:proofErr w:type="gramEnd"/>
-      <w:r>
-        <w:t>.</w:t>
-      </w:r>
-      <w:proofErr w:type="gramStart"/>
-      <w:r>
-        <w:t>salary,d</w:t>
-      </w:r>
-      <w:proofErr w:type="gramEnd"/>
-      <w:r>
-        <w:t>.department_name</w:t>
-      </w:r>
-      <w:proofErr w:type="spellEnd"/>
-      <w:r>
-        <w:t xml:space="preserve"> from employee e inner join department d on </w:t>
-      </w:r>
-      <w:proofErr w:type="spellStart"/>
-      <w:proofErr w:type="gramStart"/>
-      <w:r>
-        <w:t>e.department</w:t>
-      </w:r>
-      <w:proofErr w:type="gramEnd"/>
-      <w:r>
-        <w:t>_id</w:t>
-      </w:r>
-      <w:proofErr w:type="spellEnd"/>
-      <w:r>
-        <w:t>=</w:t>
-      </w:r>
-      <w:proofErr w:type="spellStart"/>
-      <w:proofErr w:type="gramStart"/>
-      <w:r>
-        <w:t>d.department</w:t>
-      </w:r>
-      <w:proofErr w:type="gramEnd"/>
-      <w:r>
-        <w:t>_id</w:t>
-      </w:r>
-      <w:proofErr w:type="spellEnd"/>
-      <w:r>
-        <w:t>;</w:t>
-      </w:r>
-    </w:p>
-    <w:p/>
-    <w:p/>
-    <w:p>
-      <w:r>
-        <w:t xml:space="preserve">select * from </w:t>
-      </w:r>
-      <w:proofErr w:type="spellStart"/>
-      <w:r>
-        <w:t>emp_dept_view</w:t>
-      </w:r>
-      <w:proofErr w:type="spellEnd"/>
-      <w:r>
-        <w:t>;</w:t>
-      </w:r>
-    </w:p>
-    <w:p/>
-    <w:p>
-      <w:r>
-        <w:t xml:space="preserve">through view we </w:t>
-      </w:r>
-      <w:proofErr w:type="gramStart"/>
-      <w:r>
-        <w:t>can</w:t>
-      </w:r>
-      <w:proofErr w:type="gramEnd"/>
-      <w:r>
-        <w:t xml:space="preserve"> do DML Operation if we created view on single table with all </w:t>
-      </w:r>
-      <w:proofErr w:type="gramStart"/>
-      <w:r>
-        <w:t>column</w:t>
-      </w:r>
-      <w:proofErr w:type="gramEnd"/>
-      <w:r>
-        <w:t xml:space="preserve"> without any constraints. </w:t>
+        <w:t>select e.first_name,e.salary,d.department_name from employee e inner join department d on e.department_id=d.department_id;</w:t>
+      </w:r>
+    </w:p>
+    <w:p/>
+    <w:p/>
+    <w:p>
+      <w:r>
+        <w:t>select * from emp_dept_view;</w:t>
+      </w:r>
+    </w:p>
+    <w:p/>
+    <w:p>
+      <w:r>
+        <w:t xml:space="preserve">through view we can do DML Operation if we created view on single table with all column without any constraints. </w:t>
       </w:r>
     </w:p>
     <w:p/>
@@ -1373,28 +804,12 @@
     </w:p>
     <w:p>
       <w:r>
-        <w:t xml:space="preserve">All DML query execute successfully then we can say </w:t>
-      </w:r>
-      <w:proofErr w:type="gramStart"/>
-      <w:r>
-        <w:t>commit(</w:t>
-      </w:r>
-      <w:proofErr w:type="gramEnd"/>
-      <w:r>
-        <w:t>means save permanently).</w:t>
-      </w:r>
-    </w:p>
-    <w:p>
-      <w:r>
-        <w:t xml:space="preserve">If any query </w:t>
-      </w:r>
-      <w:proofErr w:type="gramStart"/>
-      <w:r>
-        <w:t>failure</w:t>
-      </w:r>
-      <w:proofErr w:type="gramEnd"/>
-      <w:r>
-        <w:t xml:space="preserve"> then we need to use rollback (undo). </w:t>
+        <w:t>All DML query execute successfully then we can say commit(means save permanently).</w:t>
+      </w:r>
+    </w:p>
+    <w:p>
+      <w:r>
+        <w:t xml:space="preserve">If any query failure then we need to use rollback (undo). </w:t>
       </w:r>
     </w:p>
     <w:p/>
@@ -1424,23 +839,7 @@
     </w:p>
     <w:p>
       <w:r>
-        <w:t xml:space="preserve">Some </w:t>
-      </w:r>
-      <w:proofErr w:type="gramStart"/>
-      <w:r>
-        <w:t>database</w:t>
-      </w:r>
-      <w:proofErr w:type="gramEnd"/>
-      <w:r>
-        <w:t xml:space="preserve"> whenever we do any DML (insert, delete or update) we are under truncation like Oracle. But in my </w:t>
-      </w:r>
-      <w:proofErr w:type="spellStart"/>
-      <w:r>
-        <w:t>sql</w:t>
-      </w:r>
-      <w:proofErr w:type="spellEnd"/>
-      <w:r>
-        <w:t xml:space="preserve"> we need to start the transaction. </w:t>
+        <w:t xml:space="preserve">Some database whenever we do any DML (insert, delete or update) we are under truncation like Oracle. But in my sql we need to start the transaction. </w:t>
       </w:r>
     </w:p>
     <w:p/>
@@ -1536,23 +935,7 @@
         </w:numPr>
       </w:pPr>
       <w:r>
-        <w:t xml:space="preserve">All RDBMS </w:t>
-      </w:r>
-      <w:proofErr w:type="gramStart"/>
-      <w:r>
-        <w:t>database</w:t>
-      </w:r>
-      <w:proofErr w:type="gramEnd"/>
-      <w:r>
-        <w:t xml:space="preserve"> are schema base. Before storing any </w:t>
-      </w:r>
-      <w:proofErr w:type="gramStart"/>
-      <w:r>
-        <w:t>record</w:t>
-      </w:r>
-      <w:proofErr w:type="gramEnd"/>
-      <w:r>
-        <w:t xml:space="preserve"> we need to create table with number of column as well as data types with constraints. </w:t>
+        <w:t xml:space="preserve">All RDBMS database are schema base. Before storing any record we need to create table with number of column as well as data types with constraints. </w:t>
       </w:r>
     </w:p>
     <w:p>
@@ -1617,12 +1000,8 @@
       </w:r>
       <w:r>
         <w:tab/>
-      </w:r>
-      <w:proofErr w:type="spellStart"/>
-      <w:r>
         <w:t>null</w:t>
       </w:r>
-      <w:proofErr w:type="spellEnd"/>
     </w:p>
     <w:p>
       <w:pPr>
@@ -1651,12 +1030,8 @@
       </w:r>
       <w:r>
         <w:tab/>
-      </w:r>
-      <w:proofErr w:type="spellStart"/>
-      <w:r>
         <w:t>null</w:t>
       </w:r>
-      <w:proofErr w:type="spellEnd"/>
     </w:p>
     <w:p>
       <w:pPr>
@@ -1717,15 +1092,7 @@
     </w:p>
     <w:p>
       <w:r>
-        <w:t xml:space="preserve">3. If RDBMS every column must contains single value or scalar value. To store the more than one value we need to create more than one table and connect with PK and FK. To retrieve all those </w:t>
-      </w:r>
-      <w:proofErr w:type="gramStart"/>
-      <w:r>
-        <w:t>information</w:t>
-      </w:r>
-      <w:proofErr w:type="gramEnd"/>
-      <w:r>
-        <w:t xml:space="preserve"> we need to use different type of joins. </w:t>
+        <w:t xml:space="preserve">3. If RDBMS every column must contains single value or scalar value. To store the more than one value we need to create more than one table and connect with PK and FK. To retrieve all those information we need to use different type of joins. </w:t>
       </w:r>
     </w:p>
     <w:p>
@@ -1741,58 +1108,18 @@
     </w:p>
     <w:p>
       <w:r>
-        <w:t xml:space="preserve">Not only SQL. In No SQL we can store the data in </w:t>
-      </w:r>
-      <w:proofErr w:type="spellStart"/>
-      <w:r>
-        <w:t>non table</w:t>
-      </w:r>
-      <w:proofErr w:type="spellEnd"/>
-      <w:r>
-        <w:t xml:space="preserve"> format like xml, </w:t>
-      </w:r>
-      <w:proofErr w:type="spellStart"/>
-      <w:r>
-        <w:t>json</w:t>
-      </w:r>
-      <w:proofErr w:type="spellEnd"/>
-      <w:r>
-        <w:t xml:space="preserve">, key-value, graph etc. </w:t>
-      </w:r>
-    </w:p>
-    <w:p>
-      <w:r>
-        <w:t xml:space="preserve">Mongo DB, Cansandra, Neo4J, </w:t>
-      </w:r>
-      <w:proofErr w:type="spellStart"/>
-      <w:r>
-        <w:t>Hbase</w:t>
-      </w:r>
-      <w:proofErr w:type="spellEnd"/>
-      <w:r>
-        <w:t xml:space="preserve">, Redis, etc. </w:t>
-      </w:r>
-    </w:p>
-    <w:p/>
-    <w:p>
-      <w:r>
-        <w:t xml:space="preserve">Mongo DB: Mongo DB is a type of No SQL database. It is an </w:t>
-      </w:r>
-      <w:proofErr w:type="gramStart"/>
-      <w:r>
-        <w:t>open source</w:t>
-      </w:r>
-      <w:proofErr w:type="gramEnd"/>
-      <w:r>
-        <w:t xml:space="preserve"> database. Which use document concept to store the data in </w:t>
-      </w:r>
-      <w:proofErr w:type="spellStart"/>
-      <w:r>
-        <w:t>json</w:t>
-      </w:r>
-      <w:proofErr w:type="spellEnd"/>
-      <w:r>
-        <w:t xml:space="preserve"> format. </w:t>
+        <w:t xml:space="preserve">Not only SQL. In No SQL we can store the data in non table format like xml, json, key-value, graph etc. </w:t>
+      </w:r>
+    </w:p>
+    <w:p>
+      <w:r>
+        <w:t xml:space="preserve">Mongo DB, Cansandra, Neo4J, Hbase, Redis, etc. </w:t>
+      </w:r>
+    </w:p>
+    <w:p/>
+    <w:p>
+      <w:r>
+        <w:t xml:space="preserve">Mongo DB: Mongo DB is a type of No SQL database. It is an open source database. Which use document concept to store the data in json format. </w:t>
       </w:r>
     </w:p>
     <w:p>
@@ -1941,14 +1268,7 @@
       </w:r>
       <w:r>
         <w:tab/>
-      </w:r>
-      <w:proofErr w:type="spellStart"/>
-      <w:r>
-        <w:t>json</w:t>
-      </w:r>
-      <w:proofErr w:type="spellEnd"/>
-      <w:r>
-        <w:t xml:space="preserve"> format </w:t>
+        <w:t xml:space="preserve">json format </w:t>
       </w:r>
     </w:p>
     <w:p>
@@ -2005,68 +1325,39 @@
       </w:r>
       <w:r>
         <w:tab/>
-        <w:t xml:space="preserve">show </w:t>
-      </w:r>
-      <w:proofErr w:type="spellStart"/>
-      <w:r>
-        <w:t>dbs</w:t>
-      </w:r>
-      <w:proofErr w:type="spellEnd"/>
-      <w:r>
-        <w:t>;</w:t>
-      </w:r>
-    </w:p>
-    <w:p>
-      <w:r>
-        <w:t xml:space="preserve">create database </w:t>
-      </w:r>
-      <w:proofErr w:type="spellStart"/>
-      <w:r>
-        <w:t>databasename</w:t>
-      </w:r>
-      <w:proofErr w:type="spellEnd"/>
-      <w:r>
-        <w:t>;</w:t>
-      </w:r>
-    </w:p>
-    <w:p>
-      <w:r>
-        <w:t xml:space="preserve">user </w:t>
-      </w:r>
-      <w:proofErr w:type="spellStart"/>
-      <w:r>
-        <w:t>databaseName</w:t>
-      </w:r>
-      <w:proofErr w:type="spellEnd"/>
-      <w:r>
-        <w:tab/>
-      </w:r>
-      <w:r>
-        <w:tab/>
-      </w:r>
-      <w:r>
-        <w:tab/>
-      </w:r>
-      <w:r>
-        <w:tab/>
-      </w:r>
-      <w:r>
-        <w:tab/>
-      </w:r>
-      <w:r>
-        <w:tab/>
-      </w:r>
-      <w:r>
-        <w:tab/>
-        <w:t xml:space="preserve">use </w:t>
-      </w:r>
-      <w:proofErr w:type="spellStart"/>
-      <w:r>
-        <w:t>databaseName</w:t>
-      </w:r>
-      <w:proofErr w:type="spellEnd"/>
-      <w:r>
-        <w:t>;</w:t>
+        <w:t>show dbs;</w:t>
+      </w:r>
+    </w:p>
+    <w:p>
+      <w:r>
+        <w:t>create database databasename;</w:t>
+      </w:r>
+    </w:p>
+    <w:p>
+      <w:r>
+        <w:t>user databaseName</w:t>
+      </w:r>
+      <w:r>
+        <w:tab/>
+      </w:r>
+      <w:r>
+        <w:tab/>
+      </w:r>
+      <w:r>
+        <w:tab/>
+      </w:r>
+      <w:r>
+        <w:tab/>
+      </w:r>
+      <w:r>
+        <w:tab/>
+      </w:r>
+      <w:r>
+        <w:tab/>
+      </w:r>
+      <w:r>
+        <w:tab/>
+        <w:t>use databaseName;</w:t>
       </w:r>
     </w:p>
     <w:p>
@@ -2165,15 +1456,7 @@
     <w:p/>
     <w:p>
       <w:r>
-        <w:t xml:space="preserve">Using below URL please download mongo </w:t>
-      </w:r>
-      <w:proofErr w:type="spellStart"/>
-      <w:r>
-        <w:t>db</w:t>
-      </w:r>
-      <w:proofErr w:type="spellEnd"/>
-      <w:r>
-        <w:t xml:space="preserve"> server </w:t>
+        <w:t xml:space="preserve">Using below URL please download mongo db server </w:t>
       </w:r>
     </w:p>
     <w:p/>
@@ -2190,15 +1473,7 @@
     <w:p/>
     <w:p>
       <w:r>
-        <w:t xml:space="preserve">after installed in window </w:t>
-      </w:r>
-      <w:proofErr w:type="spellStart"/>
-      <w:r>
-        <w:t>os</w:t>
-      </w:r>
-      <w:proofErr w:type="spellEnd"/>
-      <w:r>
-        <w:t xml:space="preserve"> inside C drive you can view folder directory as </w:t>
+        <w:t xml:space="preserve">after installed in window os inside C drive you can view folder directory as </w:t>
       </w:r>
     </w:p>
     <w:p>
@@ -2209,15 +1484,7 @@
     <w:p/>
     <w:p>
       <w:r>
-        <w:t xml:space="preserve">using below command download mongo </w:t>
-      </w:r>
-      <w:proofErr w:type="spellStart"/>
-      <w:r>
-        <w:t>db</w:t>
-      </w:r>
-      <w:proofErr w:type="spellEnd"/>
-      <w:r>
-        <w:t xml:space="preserve"> shell </w:t>
+        <w:t xml:space="preserve">using below command download mongo db shell </w:t>
       </w:r>
     </w:p>
     <w:p/>
@@ -2236,14 +1503,12 @@
       <w:r>
         <w:t xml:space="preserve">please download zip folder then extract and copy </w:t>
       </w:r>
-      <w:proofErr w:type="spellStart"/>
       <w:r>
         <w:rPr>
           <w:highlight w:val="yellow"/>
         </w:rPr>
         <w:t>mongosh</w:t>
       </w:r>
-      <w:proofErr w:type="spellEnd"/>
       <w:r>
         <w:t xml:space="preserve"> part of bin folder and paste inside server bin folder. </w:t>
       </w:r>
@@ -2256,7 +1521,6 @@
       </w:r>
     </w:p>
     <w:p>
-      <w:proofErr w:type="spellStart"/>
       <w:r>
         <w:rPr>
           <w:highlight w:val="yellow"/>
@@ -2269,7 +1533,6 @@
         </w:rPr>
         <w:t>ongosh</w:t>
       </w:r>
-      <w:proofErr w:type="spellEnd"/>
     </w:p>
     <w:p/>
     <w:p>
